--- a/spec/examples/generated/image_document.docx
+++ b/spec/examples/generated/image_document.docx
@@ -1,6 +1,6 @@
 
-<file path=word/document.xml><?xml version="1.0" encoding="UTF-8"?>
-<w:document xmlns:w="http://schemas.openxmlformats.org/wordprocessingml/2006/main" xmlns:wpc="http://schemas.microsoft.com/office/word/2010/wordprocessingCanvas" xmlns:cx="http://schemas.microsoft.com/office/drawing/2014/chartex" xmlns:cx1="http://schemas.microsoft.com/office/drawing/2015/9/8/chartex" xmlns:cx2="http://schemas.microsoft.com/office/drawing/2015/10/21/chartex" xmlns:cx3="http://schemas.microsoft.com/office/drawing/2016/5/9/chartex" xmlns:cx4="http://schemas.microsoft.com/office/drawing/2016/5/10/chartex" xmlns:cx5="http://schemas.microsoft.com/office/drawing/2016/5/11/chartex" xmlns:cx6="http://schemas.microsoft.com/office/drawing/2016/5/12/chartex" xmlns:cx7="http://schemas.microsoft.com/office/drawing/2016/5/13/chartex" xmlns:cx8="http://schemas.microsoft.com/office/drawing/2016/5/14/chartex" xmlns:mc="http://schemas.openxmlformats.org/markup-compatibility/2006" xmlns:aink="http://schemas.microsoft.com/office/drawing/2016/ink" xmlns:am3d="http://schemas.microsoft.com/office/drawing/2017/model3d" xmlns:o="urn:schemas-microsoft-com:office:office" xmlns:oel="http://schemas.microsoft.com/office/2019/extlst" xmlns:r="http://schemas.openxmlformats.org/officeDocument/2006/relationships" xmlns:m="http://schemas.openxmlformats.org/officeDocument/2006/math" xmlns:v="urn:schemas-microsoft-com:vml" xmlns:wp14="http://schemas.microsoft.com/office/word/2010/wordprocessingDrawing" xmlns:wp="http://schemas.openxmlformats.org/drawingml/2006/wordprocessingDrawing" xmlns:w10="urn:schemas-microsoft-com:office:word" xmlns:w14="http://schemas.microsoft.com/office/word/2010/wordml" xmlns:w15="http://schemas.microsoft.com/office/word/2012/wordml" xmlns:w16cex="http://schemas.microsoft.com/office/word/2018/wordml/cex" xmlns:w16cid="http://schemas.microsoft.com/office/word/2016/wordml/cid" xmlns:w16="http://schemas.microsoft.com/office/word/2018/wordml" xmlns:w16du="http://schemas.microsoft.com/office/word/2023/wordml/word16du" xmlns:w16sdtdh="http://schemas.microsoft.com/office/word/2020/wordml/sdtdatahash" xmlns:w16sdtfl="http://schemas.microsoft.com/office/word/2024/wordml/sdtformatlock" xmlns:w16se="http://schemas.microsoft.com/office/word/2015/wordml/symex" xmlns:wpg="http://schemas.microsoft.com/office/word/2010/wordprocessingGroup" xmlns:wpi="http://schemas.microsoft.com/office/word/2010/wordprocessingInk" xmlns:wne="http://schemas.microsoft.com/office/word/2006/wordml" xmlns:wps="http://schemas.microsoft.com/office/word/2010/wordprocessingShape" mc:Ignorable="w14 w15 wp14">
+<file path=word/document.xml><?xml version="1.0" encoding="UTF-8" standalone="yes"?>
+<w:document xmlns:w="http://schemas.openxmlformats.org/wordprocessingml/2006/main" xmlns:wpc="http://schemas.microsoft.com/office/word/2010/wordprocessingCanvas" xmlns:cx="http://schemas.microsoft.com/office/drawing/2014/chartex" xmlns:cx1="http://schemas.microsoft.com/office/drawing/2015/9/8/chartex" xmlns:cx2="http://schemas.microsoft.com/office/drawing/2015/10/21/chartex" xmlns:cx3="http://schemas.microsoft.com/office/drawing/2016/5/9/chartex" xmlns:cx4="http://schemas.microsoft.com/office/drawing/2016/5/10/chartex" xmlns:cx5="http://schemas.microsoft.com/office/drawing/2016/5/11/chartex" xmlns:cx6="http://schemas.microsoft.com/office/drawing/2016/5/12/chartex" xmlns:cx7="http://schemas.microsoft.com/office/drawing/2016/5/13/chartex" xmlns:cx8="http://schemas.microsoft.com/office/drawing/2016/5/14/chartex" xmlns:mc="http://schemas.openxmlformats.org/markup-compatibility/2006" xmlns:aink="http://schemas.microsoft.com/office/drawing/2016/ink" xmlns:am3d="http://schemas.microsoft.com/office/drawing/2017/model3d" xmlns:o="urn:schemas-microsoft-com:office:office" xmlns:oel="http://schemas.microsoft.com/office/2019/extlst" xmlns:r="http://schemas.openxmlformats.org/officeDocument/2006/relationships" xmlns:m="http://schemas.openxmlformats.org/officeDocument/2006/math" xmlns:v="urn:schemas-microsoft-com:vml" xmlns:wp14="http://schemas.microsoft.com/office/word/2010/wordprocessingDrawing" xmlns:wp="http://schemas.openxmlformats.org/drawingml/2006/wordprocessingDrawing" xmlns:w10="urn:schemas-microsoft-com:office:word" xmlns:w14="http://schemas.microsoft.com/office/word/2010/wordml" xmlns:w15="http://schemas.microsoft.com/office/word/2012/wordml" xmlns:w16cex="http://schemas.microsoft.com/office/word/2018/wordml/cex" xmlns:w16cid="http://schemas.microsoft.com/office/word/2016/wordml/cid" xmlns:w16="http://schemas.microsoft.com/office/word/2018/wordml" xmlns:w16du="http://schemas.microsoft.com/office/word/2023/wordml/word16du" xmlns:w16sdtdh="http://schemas.microsoft.com/office/word/2020/wordml/sdtdatahash" xmlns:w16sdtfl="http://schemas.microsoft.com/office/word/2024/wordml/sdtformatlock" xmlns:w16se="http://schemas.microsoft.com/office/word/2015/wordml/symex" xmlns:wpg="http://schemas.microsoft.com/office/word/2010/wordprocessingGroup" xmlns:wpi="http://schemas.microsoft.com/office/word/2010/wordprocessingInk" xmlns:wne="http://schemas.microsoft.com/office/word/2006/wordml" xmlns:wps="http://schemas.microsoft.com/office/word/2010/wordprocessingShape" mc:Ignorable="w14 w15 w16se w16cid w16 w16cex w16sdtdh w16sdtfl w16du wp14">
   <w:body>
     <w:p>
       <w:pPr>
@@ -21,12 +21,12 @@
           <wp:inline>
             <wp:extent wp:cx="200000" wp:cy="200000"/>
             <wp:effectExtent/>
-            <wp:docPr wp:id="257042446" wp:name="sample"/>
+            <wp:docPr wp:id="988808195" wp:name="sample"/>
             <graphic xmlns="http://schemas.openxmlformats.org/drawingml/2006/main">
               <graphicData uri="http://schemas.openxmlformats.org/drawingml/2006/picture">
                 <pic xmlns="http://schemas.openxmlformats.org/drawingml/2006/picture">
                   <nvPicPr>
-                    <cNvPr pic:id="115163143" pic:name="Picture 375933"/>
+                    <cNvPr pic:id="41670893" pic:name="Picture 617224"/>
                     <cNvPicPr/>
                   </nvPicPr>
                   <blipFill>
@@ -81,12 +81,12 @@
             <wp:extent wp:cx="150000" wp:cy="150000"/>
             <wp:effectExtent/>
             <wp:wrapSquare wp:wrap-text="bothSides"/>
-            <wp:docPr wp:id="783731273" wp:name="sample"/>
+            <wp:docPr wp:id="875408112" wp:name="sample"/>
             <graphic xmlns="http://schemas.openxmlformats.org/drawingml/2006/main">
               <graphicData uri="http://schemas.openxmlformats.org/drawingml/2006/picture">
                 <pic xmlns="http://schemas.openxmlformats.org/drawingml/2006/picture">
                   <nvPicPr>
-                    <cNvPr pic:id="318162566" pic:name="Picture 416847"/>
+                    <cNvPr pic:id="649107600" pic:name="Picture 272418"/>
                     <cNvPicPr/>
                   </nvPicPr>
                   <blipFill>
@@ -717,7 +717,7 @@
 </file>
 
 <file path=word/theme/theme1.xml><?xml version="1.0" encoding="utf-8"?>
-<a:theme xmlns:a="http://schemas.openxmlformats.org/drawingml/2006/main" name="Corporate">
+<a:theme xmlns:a="http://schemas.openxmlformats.org/drawingml/2006/main" name="Office Theme">
   <a:themeElements>
     <a:clrScheme name="Corporate">
       <a:dk1>

--- a/spec/examples/generated/image_document.docx
+++ b/spec/examples/generated/image_document.docx
@@ -21,12 +21,12 @@
           <wp:inline>
             <wp:extent wp:cx="200000" wp:cy="200000"/>
             <wp:effectExtent/>
-            <wp:docPr wp:id="988808195" wp:name="sample"/>
+            <wp:docPr wp:id="322207984" wp:name="sample"/>
             <graphic xmlns="http://schemas.openxmlformats.org/drawingml/2006/main">
               <graphicData uri="http://schemas.openxmlformats.org/drawingml/2006/picture">
                 <pic xmlns="http://schemas.openxmlformats.org/drawingml/2006/picture">
                   <nvPicPr>
-                    <cNvPr pic:id="41670893" pic:name="Picture 617224"/>
+                    <cNvPr id="720268164" name="Picture 837131"/>
                     <cNvPicPr/>
                   </nvPicPr>
                   <blipFill>
@@ -81,12 +81,12 @@
             <wp:extent wp:cx="150000" wp:cy="150000"/>
             <wp:effectExtent/>
             <wp:wrapSquare wp:wrap-text="bothSides"/>
-            <wp:docPr wp:id="875408112" wp:name="sample"/>
+            <wp:docPr wp:id="434409909" wp:name="sample"/>
             <graphic xmlns="http://schemas.openxmlformats.org/drawingml/2006/main">
               <graphicData uri="http://schemas.openxmlformats.org/drawingml/2006/picture">
                 <pic xmlns="http://schemas.openxmlformats.org/drawingml/2006/picture">
                   <nvPicPr>
-                    <cNvPr pic:id="649107600" pic:name="Picture 272418"/>
+                    <cNvPr id="973654093" name="Picture 514695"/>
                     <cNvPicPr/>
                   </nvPicPr>
                   <blipFill>
@@ -134,6 +134,7 @@
         <w:szCs/>
         <w:kern/>
         <w:lang w:val="en-US" w:eastAsia="zh-CN" w:bidi="ar-SA"/>
+        <w14:ligatures w14:val="standardContextual"/>
       </w:rPr>
     </w:rPrDefault>
     <w:pPrDefault>

--- a/spec/examples/generated/image_document.docx
+++ b/spec/examples/generated/image_document.docx
@@ -21,12 +21,12 @@
           <wp:inline>
             <wp:extent wp:cx="200000" wp:cy="200000"/>
             <wp:effectExtent/>
-            <wp:docPr wp:id="322207984" wp:name="sample"/>
+            <wp:docPr wp:id="340748055" wp:name="sample"/>
             <graphic xmlns="http://schemas.openxmlformats.org/drawingml/2006/main">
               <graphicData uri="http://schemas.openxmlformats.org/drawingml/2006/picture">
                 <pic xmlns="http://schemas.openxmlformats.org/drawingml/2006/picture">
                   <nvPicPr>
-                    <cNvPr id="720268164" name="Picture 837131"/>
+                    <cNvPr id="23346808" name="Picture 596641"/>
                     <cNvPicPr/>
                   </nvPicPr>
                   <blipFill>
@@ -81,12 +81,12 @@
             <wp:extent wp:cx="150000" wp:cy="150000"/>
             <wp:effectExtent/>
             <wp:wrapSquare wp:wrap-text="bothSides"/>
-            <wp:docPr wp:id="434409909" wp:name="sample"/>
+            <wp:docPr wp:id="775253148" wp:name="sample"/>
             <graphic xmlns="http://schemas.openxmlformats.org/drawingml/2006/main">
               <graphicData uri="http://schemas.openxmlformats.org/drawingml/2006/picture">
                 <pic xmlns="http://schemas.openxmlformats.org/drawingml/2006/picture">
                   <nvPicPr>
-                    <cNvPr id="973654093" name="Picture 514695"/>
+                    <cNvPr id="765056772" name="Picture 457305"/>
                     <cNvPicPr/>
                   </nvPicPr>
                   <blipFill>
@@ -130,9 +130,9 @@
     <w:rPrDefault>
       <w:rPr>
         <w:rFonts w:asciiTheme="minorHAnsi" w:eastAsiaTheme="minorEastAsia" w:hAnsiTheme="minorHAnsi" w:cstheme="minorBidi"/>
-        <w:sz/>
-        <w:szCs/>
-        <w:kern/>
+        <w:sz w:val="24"/>
+        <w:szCs w:val="24"/>
+        <w:kern w:val="2"/>
         <w:lang w:val="en-US" w:eastAsia="zh-CN" w:bidi="ar-SA"/>
         <w14:ligatures w14:val="standardContextual"/>
       </w:rPr>
@@ -536,13 +536,13 @@
     <w:qFormat/>
     <w:pPr>
       <w:spacing w:before="320" w:after="0"/>
-      <w:outlineLvl/>
+      <w:outlineLvl w:val="0"/>
     </w:pPr>
     <w:rPr>
       <w:rFonts w:ascii="Calibri Light" w:hAnsi="Calibri Light"/>
-      <w:sz/>
-      <w:b/>
-      <w:color/>
+      <w:sz w:val="32"/>
+      <w:b/>
+      <w:color w:val="2E74B5"/>
     </w:rPr>
   </w:style>
   <w:style w:type="paragraph" w:styleId="Heading2">
@@ -553,13 +553,13 @@
     <w:qFormat/>
     <w:pPr>
       <w:spacing w:before="400" w:after="0"/>
-      <w:outlineLvl/>
+      <w:outlineLvl w:val="1"/>
     </w:pPr>
     <w:rPr>
       <w:rFonts w:ascii="Calibri Light" w:hAnsi="Calibri Light"/>
-      <w:sz/>
-      <w:b/>
-      <w:color/>
+      <w:sz w:val="26"/>
+      <w:b/>
+      <w:color w:val="2E74B5"/>
     </w:rPr>
   </w:style>
   <w:style w:type="paragraph" w:styleId="Heading3">
@@ -570,13 +570,13 @@
     <w:qFormat/>
     <w:pPr>
       <w:spacing w:before="480" w:after="0"/>
-      <w:outlineLvl/>
+      <w:outlineLvl w:val="2"/>
     </w:pPr>
     <w:rPr>
       <w:rFonts w:ascii="Calibri" w:hAnsi="Calibri"/>
-      <w:sz/>
-      <w:b/>
-      <w:color/>
+      <w:sz w:val="24"/>
+      <w:b/>
+      <w:color w:val="1F4E79"/>
     </w:rPr>
   </w:style>
   <w:style w:type="paragraph" w:styleId="Heading4">
@@ -587,13 +587,13 @@
     <w:qFormat/>
     <w:pPr>
       <w:spacing w:before="560" w:after="0"/>
-      <w:outlineLvl/>
+      <w:outlineLvl w:val="3"/>
     </w:pPr>
     <w:rPr>
       <w:rFonts w:ascii="Calibri" w:hAnsi="Calibri"/>
-      <w:sz/>
-      <w:b/>
-      <w:color/>
+      <w:sz w:val="22"/>
+      <w:b/>
+      <w:color w:val="2E74B5"/>
     </w:rPr>
   </w:style>
   <w:style w:type="paragraph" w:styleId="Heading5">
@@ -604,13 +604,13 @@
     <w:qFormat/>
     <w:pPr>
       <w:spacing w:before="640" w:after="0"/>
-      <w:outlineLvl/>
+      <w:outlineLvl w:val="4"/>
     </w:pPr>
     <w:rPr>
       <w:rFonts w:ascii="Calibri" w:hAnsi="Calibri"/>
-      <w:sz/>
-      <w:b/>
-      <w:color/>
+      <w:sz w:val="20"/>
+      <w:b/>
+      <w:color w:val="2E74B5"/>
     </w:rPr>
   </w:style>
   <w:style w:type="paragraph" w:styleId="Heading6">
@@ -621,13 +621,13 @@
     <w:qFormat/>
     <w:pPr>
       <w:spacing w:before="720" w:after="0"/>
-      <w:outlineLvl/>
+      <w:outlineLvl w:val="5"/>
     </w:pPr>
     <w:rPr>
       <w:rFonts w:ascii="Calibri" w:hAnsi="Calibri"/>
-      <w:sz/>
-      <w:b/>
-      <w:color/>
+      <w:sz w:val="20"/>
+      <w:b/>
+      <w:color w:val="1F3763"/>
     </w:rPr>
   </w:style>
   <w:style w:type="paragraph" w:styleId="Heading7">
@@ -638,13 +638,13 @@
     <w:qFormat/>
     <w:pPr>
       <w:spacing w:before="800" w:after="0"/>
-      <w:outlineLvl/>
+      <w:outlineLvl w:val="6"/>
     </w:pPr>
     <w:rPr>
       <w:rFonts w:ascii="Calibri" w:hAnsi="Calibri"/>
-      <w:sz/>
-      <w:b/>
-      <w:color/>
+      <w:sz w:val="20"/>
+      <w:b/>
+      <w:color w:val="2E74B5"/>
     </w:rPr>
   </w:style>
   <w:style w:type="paragraph" w:styleId="Heading8">
@@ -655,13 +655,13 @@
     <w:qFormat/>
     <w:pPr>
       <w:spacing w:before="880" w:after="0"/>
-      <w:outlineLvl/>
+      <w:outlineLvl w:val="7"/>
     </w:pPr>
     <w:rPr>
       <w:rFonts w:ascii="Calibri" w:hAnsi="Calibri"/>
-      <w:sz/>
-      <w:b/>
-      <w:color/>
+      <w:sz w:val="20"/>
+      <w:b/>
+      <w:color w:val="2E74B5"/>
     </w:rPr>
   </w:style>
   <w:style w:type="paragraph" w:styleId="Heading9">
@@ -672,13 +672,13 @@
     <w:qFormat/>
     <w:pPr>
       <w:spacing w:before="960" w:after="0"/>
-      <w:outlineLvl/>
+      <w:outlineLvl w:val="8"/>
     </w:pPr>
     <w:rPr>
       <w:rFonts w:ascii="Calibri" w:hAnsi="Calibri"/>
-      <w:sz/>
-      <w:b/>
-      <w:color/>
+      <w:sz w:val="20"/>
+      <w:b/>
+      <w:color w:val="2E74B5"/>
     </w:rPr>
   </w:style>
   <w:style w:type="character" w:styleId="Emphasis" w:customStyle="1">

--- a/spec/examples/generated/image_document.docx
+++ b/spec/examples/generated/image_document.docx
@@ -1,5 +1,5 @@
 
-<file path=word/document.xml><?xml version="1.0" encoding="UTF-8" standalone="yes"?>
+<file path=word/document.xml><?xml version="1.0" encoding="utf-8"?>
 <w:document xmlns:w="http://schemas.openxmlformats.org/wordprocessingml/2006/main" xmlns:wpc="http://schemas.microsoft.com/office/word/2010/wordprocessingCanvas" xmlns:cx="http://schemas.microsoft.com/office/drawing/2014/chartex" xmlns:cx1="http://schemas.microsoft.com/office/drawing/2015/9/8/chartex" xmlns:cx2="http://schemas.microsoft.com/office/drawing/2015/10/21/chartex" xmlns:cx3="http://schemas.microsoft.com/office/drawing/2016/5/9/chartex" xmlns:cx4="http://schemas.microsoft.com/office/drawing/2016/5/10/chartex" xmlns:cx5="http://schemas.microsoft.com/office/drawing/2016/5/11/chartex" xmlns:cx6="http://schemas.microsoft.com/office/drawing/2016/5/12/chartex" xmlns:cx7="http://schemas.microsoft.com/office/drawing/2016/5/13/chartex" xmlns:cx8="http://schemas.microsoft.com/office/drawing/2016/5/14/chartex" xmlns:mc="http://schemas.openxmlformats.org/markup-compatibility/2006" xmlns:aink="http://schemas.microsoft.com/office/drawing/2016/ink" xmlns:am3d="http://schemas.microsoft.com/office/drawing/2017/model3d" xmlns:o="urn:schemas-microsoft-com:office:office" xmlns:oel="http://schemas.microsoft.com/office/2019/extlst" xmlns:r="http://schemas.openxmlformats.org/officeDocument/2006/relationships" xmlns:m="http://schemas.openxmlformats.org/officeDocument/2006/math" xmlns:v="urn:schemas-microsoft-com:vml" xmlns:wp14="http://schemas.microsoft.com/office/word/2010/wordprocessingDrawing" xmlns:wp="http://schemas.openxmlformats.org/drawingml/2006/wordprocessingDrawing" xmlns:w10="urn:schemas-microsoft-com:office:word" xmlns:w14="http://schemas.microsoft.com/office/word/2010/wordml" xmlns:w15="http://schemas.microsoft.com/office/word/2012/wordml" xmlns:w16cex="http://schemas.microsoft.com/office/word/2018/wordml/cex" xmlns:w16cid="http://schemas.microsoft.com/office/word/2016/wordml/cid" xmlns:w16="http://schemas.microsoft.com/office/word/2018/wordml" xmlns:w16du="http://schemas.microsoft.com/office/word/2023/wordml/word16du" xmlns:w16sdtdh="http://schemas.microsoft.com/office/word/2020/wordml/sdtdatahash" xmlns:w16sdtfl="http://schemas.microsoft.com/office/word/2024/wordml/sdtformatlock" xmlns:w16se="http://schemas.microsoft.com/office/word/2015/wordml/symex" xmlns:wpg="http://schemas.microsoft.com/office/word/2010/wordprocessingGroup" xmlns:wpi="http://schemas.microsoft.com/office/word/2010/wordprocessingInk" xmlns:wne="http://schemas.microsoft.com/office/word/2006/wordml" xmlns:wps="http://schemas.microsoft.com/office/word/2010/wordprocessingShape" mc:Ignorable="w14 w15 w16se w16cid w16 w16cex w16sdtdh w16sdtfl w16du wp14">
   <w:body>
     <w:p>
@@ -21,12 +21,12 @@
           <wp:inline>
             <wp:extent wp:cx="200000" wp:cy="200000"/>
             <wp:effectExtent/>
-            <wp:docPr wp:id="340748055" wp:name="sample"/>
+            <wp:docPr wp:id="282723995" wp:name="sample"/>
             <graphic xmlns="http://schemas.openxmlformats.org/drawingml/2006/main">
               <graphicData uri="http://schemas.openxmlformats.org/drawingml/2006/picture">
                 <pic xmlns="http://schemas.openxmlformats.org/drawingml/2006/picture">
                   <nvPicPr>
-                    <cNvPr id="23346808" name="Picture 596641"/>
+                    <cNvPr id="266612619" name="Picture 314302"/>
                     <cNvPicPr/>
                   </nvPicPr>
                   <blipFill>
@@ -73,20 +73,20 @@
           <wp:anchor wp:relativeHeight="251658240" wp:behindDoc="0" wp:locked="0" wp:layoutInCell="1" wp:allowOverlap="1">
             <wp:simplePos wp:x="0" wp:y="0"/>
             <wp:positionH wp:relative-from="margin">
-              <wp:>right</wp:>
+              <wp:align>right</wp:align>
             </wp:positionH>
             <wp:positionV wp:relative-from="margin">
-              <wp:>top</wp:>
+              <wp:align>top</wp:align>
             </wp:positionV>
             <wp:extent wp:cx="150000" wp:cy="150000"/>
             <wp:effectExtent/>
             <wp:wrapSquare wp:wrap-text="bothSides"/>
-            <wp:docPr wp:id="775253148" wp:name="sample"/>
+            <wp:docPr wp:id="940496298" wp:name="sample"/>
             <graphic xmlns="http://schemas.openxmlformats.org/drawingml/2006/main">
               <graphicData uri="http://schemas.openxmlformats.org/drawingml/2006/picture">
                 <pic xmlns="http://schemas.openxmlformats.org/drawingml/2006/picture">
                   <nvPicPr>
-                    <cNvPr id="765056772" name="Picture 457305"/>
+                    <cNvPr id="214713427" name="Picture 908621"/>
                     <cNvPicPr/>
                   </nvPicPr>
                   <blipFill>

--- a/spec/examples/generated/image_document.docx
+++ b/spec/examples/generated/image_document.docx
@@ -21,12 +21,12 @@
           <wp:inline>
             <wp:extent wp:cx="200000" wp:cy="200000"/>
             <wp:effectExtent/>
-            <wp:docPr wp:id="282723995" wp:name="sample"/>
+            <wp:docPr wp:id="721322522" wp:name="sample"/>
             <graphic xmlns="http://schemas.openxmlformats.org/drawingml/2006/main">
               <graphicData uri="http://schemas.openxmlformats.org/drawingml/2006/picture">
                 <pic xmlns="http://schemas.openxmlformats.org/drawingml/2006/picture">
                   <nvPicPr>
-                    <cNvPr id="266612619" name="Picture 314302"/>
+                    <cNvPr id="632508001" name="Picture 194000"/>
                     <cNvPicPr/>
                   </nvPicPr>
                   <blipFill>
@@ -81,12 +81,12 @@
             <wp:extent wp:cx="150000" wp:cy="150000"/>
             <wp:effectExtent/>
             <wp:wrapSquare wp:wrap-text="bothSides"/>
-            <wp:docPr wp:id="940496298" wp:name="sample"/>
+            <wp:docPr wp:id="690254358" wp:name="sample"/>
             <graphic xmlns="http://schemas.openxmlformats.org/drawingml/2006/main">
               <graphicData uri="http://schemas.openxmlformats.org/drawingml/2006/picture">
                 <pic xmlns="http://schemas.openxmlformats.org/drawingml/2006/picture">
                   <nvPicPr>
-                    <cNvPr id="214713427" name="Picture 908621"/>
+                    <cNvPr id="104403886" name="Picture 536864"/>
                     <cNvPicPr/>
                   </nvPicPr>
                   <blipFill>

--- a/spec/examples/generated/image_document.docx
+++ b/spec/examples/generated/image_document.docx
@@ -21,12 +21,12 @@
           <wp:inline>
             <wp:extent wp:cx="200000" wp:cy="200000"/>
             <wp:effectExtent/>
-            <wp:docPr wp:id="721322522" wp:name="sample"/>
+            <wp:docPr wp:id="467243624" wp:name="sample"/>
             <graphic xmlns="http://schemas.openxmlformats.org/drawingml/2006/main">
               <graphicData uri="http://schemas.openxmlformats.org/drawingml/2006/picture">
                 <pic xmlns="http://schemas.openxmlformats.org/drawingml/2006/picture">
                   <nvPicPr>
-                    <cNvPr id="632508001" name="Picture 194000"/>
+                    <cNvPr id="438194997" name="Picture 51492"/>
                     <cNvPicPr/>
                   </nvPicPr>
                   <blipFill>
@@ -81,12 +81,12 @@
             <wp:extent wp:cx="150000" wp:cy="150000"/>
             <wp:effectExtent/>
             <wp:wrapSquare wp:wrap-text="bothSides"/>
-            <wp:docPr wp:id="690254358" wp:name="sample"/>
+            <wp:docPr wp:id="722314948" wp:name="sample"/>
             <graphic xmlns="http://schemas.openxmlformats.org/drawingml/2006/main">
               <graphicData uri="http://schemas.openxmlformats.org/drawingml/2006/picture">
                 <pic xmlns="http://schemas.openxmlformats.org/drawingml/2006/picture">
                   <nvPicPr>
-                    <cNvPr id="104403886" name="Picture 536864"/>
+                    <cNvPr id="301275311" name="Picture 930462"/>
                     <cNvPicPr/>
                   </nvPicPr>
                   <blipFill>

--- a/spec/examples/generated/image_document.docx
+++ b/spec/examples/generated/image_document.docx
@@ -21,16 +21,16 @@
           <wp:inline>
             <wp:extent wp:cx="200000" wp:cy="200000"/>
             <wp:effectExtent/>
-            <wp:docPr wp:id="467243624" wp:name="sample"/>
+            <wp:docPr wp:id="657992069" wp:name="sample"/>
             <graphic xmlns="http://schemas.openxmlformats.org/drawingml/2006/main">
               <graphicData uri="http://schemas.openxmlformats.org/drawingml/2006/picture">
                 <pic xmlns="http://schemas.openxmlformats.org/drawingml/2006/picture">
                   <nvPicPr>
-                    <cNvPr id="438194997" name="Picture 51492"/>
+                    <cNvPr id="958571517" name="Picture 379084"/>
                     <cNvPicPr/>
                   </nvPicPr>
                   <blipFill>
-                    <blip xmlns="http://schemas.openxmlformats.org/drawingml/2006/main" embed="rIdImg1"/>
+                    <blip xmlns="http://schemas.openxmlformats.org/drawingml/2006/main" r:embed="rIdImg1"/>
                     <stretch xmlns="http://schemas.openxmlformats.org/drawingml/2006/main">
                       <fillRect/>
                     </stretch>
@@ -81,16 +81,16 @@
             <wp:extent wp:cx="150000" wp:cy="150000"/>
             <wp:effectExtent/>
             <wp:wrapSquare wp:wrap-text="bothSides"/>
-            <wp:docPr wp:id="722314948" wp:name="sample"/>
+            <wp:docPr wp:id="519557927" wp:name="sample"/>
             <graphic xmlns="http://schemas.openxmlformats.org/drawingml/2006/main">
               <graphicData uri="http://schemas.openxmlformats.org/drawingml/2006/picture">
                 <pic xmlns="http://schemas.openxmlformats.org/drawingml/2006/picture">
                   <nvPicPr>
-                    <cNvPr id="301275311" name="Picture 930462"/>
+                    <cNvPr id="34916555" name="Picture 861159"/>
                     <cNvPicPr/>
                   </nvPicPr>
                   <blipFill>
-                    <blip xmlns="http://schemas.openxmlformats.org/drawingml/2006/main" embed="rIdImg2"/>
+                    <blip xmlns="http://schemas.openxmlformats.org/drawingml/2006/main" r:embed="rIdImg2"/>
                     <stretch xmlns="http://schemas.openxmlformats.org/drawingml/2006/main">
                       <fillRect/>
                     </stretch>

--- a/spec/examples/generated/image_document.docx
+++ b/spec/examples/generated/image_document.docx
@@ -21,12 +21,12 @@
           <wp:inline>
             <wp:extent wp:cx="200000" wp:cy="200000"/>
             <wp:effectExtent/>
-            <wp:docPr wp:id="657992069" wp:name="sample"/>
+            <wp:docPr wp:id="647488404" wp:name="sample"/>
             <graphic xmlns="http://schemas.openxmlformats.org/drawingml/2006/main">
               <graphicData uri="http://schemas.openxmlformats.org/drawingml/2006/picture">
                 <pic xmlns="http://schemas.openxmlformats.org/drawingml/2006/picture">
                   <nvPicPr>
-                    <cNvPr id="958571517" name="Picture 379084"/>
+                    <cNvPr id="943110771" name="Picture 267890"/>
                     <cNvPicPr/>
                   </nvPicPr>
                   <blipFill>
@@ -81,12 +81,12 @@
             <wp:extent wp:cx="150000" wp:cy="150000"/>
             <wp:effectExtent/>
             <wp:wrapSquare wp:wrap-text="bothSides"/>
-            <wp:docPr wp:id="519557927" wp:name="sample"/>
+            <wp:docPr wp:id="921059470" wp:name="sample"/>
             <graphic xmlns="http://schemas.openxmlformats.org/drawingml/2006/main">
               <graphicData uri="http://schemas.openxmlformats.org/drawingml/2006/picture">
                 <pic xmlns="http://schemas.openxmlformats.org/drawingml/2006/picture">
                   <nvPicPr>
-                    <cNvPr id="34916555" name="Picture 861159"/>
+                    <cNvPr id="195338052" name="Picture 667197"/>
                     <cNvPicPr/>
                   </nvPicPr>
                   <blipFill>

--- a/spec/examples/generated/image_document.docx
+++ b/spec/examples/generated/image_document.docx
@@ -21,12 +21,12 @@
           <wp:inline>
             <wp:extent wp:cx="200000" wp:cy="200000"/>
             <wp:effectExtent/>
-            <wp:docPr wp:id="647488404" wp:name="sample"/>
+            <wp:docPr wp:id="68089712" wp:name="sample"/>
             <graphic xmlns="http://schemas.openxmlformats.org/drawingml/2006/main">
               <graphicData uri="http://schemas.openxmlformats.org/drawingml/2006/picture">
                 <pic xmlns="http://schemas.openxmlformats.org/drawingml/2006/picture">
                   <nvPicPr>
-                    <cNvPr id="943110771" name="Picture 267890"/>
+                    <cNvPr id="230197048" name="Picture 912460"/>
                     <cNvPicPr/>
                   </nvPicPr>
                   <blipFill>
@@ -81,12 +81,12 @@
             <wp:extent wp:cx="150000" wp:cy="150000"/>
             <wp:effectExtent/>
             <wp:wrapSquare wp:wrap-text="bothSides"/>
-            <wp:docPr wp:id="921059470" wp:name="sample"/>
+            <wp:docPr wp:id="704317592" wp:name="sample"/>
             <graphic xmlns="http://schemas.openxmlformats.org/drawingml/2006/main">
               <graphicData uri="http://schemas.openxmlformats.org/drawingml/2006/picture">
                 <pic xmlns="http://schemas.openxmlformats.org/drawingml/2006/picture">
                   <nvPicPr>
-                    <cNvPr id="195338052" name="Picture 667197"/>
+                    <cNvPr id="179766107" name="Picture 922460"/>
                     <cNvPicPr/>
                   </nvPicPr>
                   <blipFill>
@@ -125,7 +125,7 @@
 </file>
 
 <file path=word/styles.xml><?xml version="1.0" encoding="utf-8"?>
-<w:styles xmlns:w="http://schemas.openxmlformats.org/wordprocessingml/2006/main" xmlns:mc="http://schemas.openxmlformats.org/markup-compatibility/2006" xmlns:r="http://schemas.openxmlformats.org/officeDocument/2006/relationships" xmlns:w14="http://schemas.microsoft.com/office/word/2010/wordml" xmlns:w15="http://schemas.microsoft.com/office/word/2012/wordml" xmlns:w16cex="http://schemas.microsoft.com/office/word/2018/wordml/cex" xmlns:w16cid="http://schemas.microsoft.com/office/word/2016/wordml/cid" xmlns:w16="http://schemas.microsoft.com/office/word/2018/wordml" xmlns:w16du="http://schemas.microsoft.com/office/word/2023/wordml/word16du" xmlns:w16sdtdh="http://schemas.microsoft.com/office/word/2020/wordml/sdtdatahash" xmlns:w16sdtfl="http://schemas.microsoft.com/office/word/2024/wordml/sdtformatlock" xmlns:w16se="http://schemas.microsoft.com/office/word/2015/wordml/symex" mc:Ignorable="w14 w15 w16se w16cid w16 w16cex w16sdtdh w16sdtfl w16du">
+<w:styles xmlns:w="http://schemas.openxmlformats.org/wordprocessingml/2006/main" xmlns:mc="http://schemas.openxmlformats.org/markup-compatibility/2006" xmlns:r="http://schemas.openxmlformats.org/officeDocument/2006/relationships" xmlns:w14="http://schemas.microsoft.com/office/word/2010/wordml" xmlns:w15="http://schemas.microsoft.com/office/word/2012/wordml" xmlns:wp14="http://schemas.microsoft.com/office/word/2010/wordprocessingDrawing" xmlns:w16cex="http://schemas.microsoft.com/office/word/2018/wordml/cex" xmlns:w16cid="http://schemas.microsoft.com/office/word/2016/wordml/cid" xmlns:w16="http://schemas.microsoft.com/office/word/2018/wordml" xmlns:w16du="http://schemas.microsoft.com/office/word/2023/wordml/word16du" xmlns:w16sdtdh="http://schemas.microsoft.com/office/word/2020/wordml/sdtdatahash" xmlns:w16sdtfl="http://schemas.microsoft.com/office/word/2024/wordml/sdtformatlock" xmlns:w16se="http://schemas.microsoft.com/office/word/2015/wordml/symex" mc:Ignorable="w14 w15 w16se w16cid w16 w16cex w16sdtdh w16sdtfl w16du">
   <w:docDefaults>
     <w:rPrDefault>
       <w:rPr>
@@ -770,11 +770,142 @@
         <a:cs typeface="Noto Sans Arabic"/>
       </a:minorFont>
     </a:fontScheme>
-    <a:fmtScheme>
-      <a:fillStyleLst/>
-      <a:lnStyleLst/>
-      <a:effectStyleLst/>
-      <a:bgFillStyleLst/>
+    <a:fmtScheme name="Office">
+      <a:fillStyleLst>
+        <a:solidFill>
+          <a:schemeClr val="phClr"/>
+        </a:solidFill>
+        <a:gradFill rotWithShape="1">
+          <a:gsLst>
+            <a:gs pos="0">
+              <a:schemeClr val="phClr">
+                <a:lumMod val="110000"/>
+                <a:satMod val="105000"/>
+                <a:tint val="67000"/>
+              </a:schemeClr>
+            </a:gs>
+            <a:gs pos="50000">
+              <a:schemeClr val="phClr">
+                <a:lumMod val="105000"/>
+                <a:satMod val="103000"/>
+                <a:tint val="73000"/>
+              </a:schemeClr>
+            </a:gs>
+            <a:gs pos="100000">
+              <a:schemeClr val="phClr">
+                <a:lumMod val="105000"/>
+                <a:satMod val="109000"/>
+                <a:tint val="81000"/>
+              </a:schemeClr>
+            </a:gs>
+          </a:gsLst>
+          <a:lin ang="5400000" scaled="0"/>
+        </a:gradFill>
+        <a:gradFill rotWithShape="1">
+          <a:gsLst>
+            <a:gs pos="0">
+              <a:schemeClr val="phClr">
+                <a:satMod val="103000"/>
+                <a:lumMod val="102000"/>
+                <a:tint val="94000"/>
+              </a:schemeClr>
+            </a:gs>
+            <a:gs pos="50000">
+              <a:schemeClr val="phClr">
+                <a:satMod val="110000"/>
+                <a:lumMod val="100000"/>
+                <a:shade val="100000"/>
+              </a:schemeClr>
+            </a:gs>
+            <a:gs pos="100000">
+              <a:schemeClr val="phClr">
+                <a:lumMod val="99000"/>
+                <a:satMod val="120000"/>
+                <a:shade val="78000"/>
+              </a:schemeClr>
+            </a:gs>
+          </a:gsLst>
+          <a:lin ang="5400000" scaled="0"/>
+        </a:gradFill>
+      </a:fillStyleLst>
+      <a:lnStyleLst>
+        <a:ln w="12700" cap="flat" cmpd="sng" algn="ctr">
+          <a:solidFill>
+            <a:schemeClr val="phClr"/>
+          </a:solidFill>
+          <a:prstDash val="solid"/>
+          <a:miter lim="800000"/>
+        </a:ln>
+        <a:ln w="19050" cap="flat" cmpd="sng" algn="ctr">
+          <a:solidFill>
+            <a:schemeClr val="phClr"/>
+          </a:solidFill>
+          <a:prstDash val="solid"/>
+          <a:miter lim="800000"/>
+        </a:ln>
+        <a:ln w="25400" cap="flat" cmpd="sng" algn="ctr">
+          <a:solidFill>
+            <a:schemeClr val="phClr"/>
+          </a:solidFill>
+          <a:prstDash val="solid"/>
+          <a:miter lim="800000"/>
+        </a:ln>
+      </a:lnStyleLst>
+      <a:effectStyleLst>
+        <a:effectStyle>
+          <a:effectLst/>
+        </a:effectStyle>
+        <a:effectStyle>
+          <a:effectLst/>
+        </a:effectStyle>
+        <a:effectStyle>
+          <a:effectLst>
+            <a:outerShdw blurRad="57150" dist="19050" dir="5400000" algn="ctr" rotWithShape="0">
+              <a:srgbClr val="000000">
+                <a:alpha val="63000"/>
+              </a:srgbClr>
+            </a:outerShdw>
+          </a:effectLst>
+        </a:effectStyle>
+      </a:effectStyleLst>
+      <a:bgFillStyleLst>
+        <a:solidFill>
+          <a:schemeClr val="phClr"/>
+        </a:solidFill>
+        <a:solidFill>
+          <a:schemeClr val="phClr">
+            <a:tint val="95000"/>
+            <a:satMod val="170000"/>
+          </a:schemeClr>
+        </a:solidFill>
+        <a:gradFill rotWithShape="1">
+          <a:gsLst>
+            <a:gs pos="0">
+              <a:schemeClr val="phClr">
+                <a:tint val="93000"/>
+                <a:satMod val="150000"/>
+                <a:shade val="98000"/>
+                <a:lumMod val="102000"/>
+              </a:schemeClr>
+            </a:gs>
+            <a:gs pos="50000">
+              <a:schemeClr val="phClr">
+                <a:tint val="98000"/>
+                <a:satMod val="130000"/>
+                <a:shade val="90000"/>
+                <a:lumMod val="103000"/>
+              </a:schemeClr>
+            </a:gs>
+            <a:gs pos="100000">
+              <a:schemeClr val="phClr">
+                <a:shade val="63000"/>
+                <a:satMod val="120000"/>
+              </a:schemeClr>
+            </a:gs>
+          </a:gsLst>
+          <a:lin ang="5400000" scaled="0"/>
+        </a:gradFill>
+      </a:bgFillStyleLst>
     </a:fmtScheme>
   </a:themeElements>
   <a:objectDefaults/>

--- a/spec/examples/generated/image_document.docx
+++ b/spec/examples/generated/image_document.docx
@@ -21,12 +21,12 @@
           <wp:inline>
             <wp:extent wp:cx="200000" wp:cy="200000"/>
             <wp:effectExtent/>
-            <wp:docPr wp:id="68089712" wp:name="sample"/>
+            <wp:docPr wp:id="431989679" wp:name="sample"/>
             <graphic xmlns="http://schemas.openxmlformats.org/drawingml/2006/main">
               <graphicData uri="http://schemas.openxmlformats.org/drawingml/2006/picture">
                 <pic xmlns="http://schemas.openxmlformats.org/drawingml/2006/picture">
                   <nvPicPr>
-                    <cNvPr id="230197048" name="Picture 912460"/>
+                    <cNvPr id="343138333" name="Picture 104798"/>
                     <cNvPicPr/>
                   </nvPicPr>
                   <blipFill>
@@ -81,12 +81,12 @@
             <wp:extent wp:cx="150000" wp:cy="150000"/>
             <wp:effectExtent/>
             <wp:wrapSquare wp:wrap-text="bothSides"/>
-            <wp:docPr wp:id="704317592" wp:name="sample"/>
+            <wp:docPr wp:id="678824316" wp:name="sample"/>
             <graphic xmlns="http://schemas.openxmlformats.org/drawingml/2006/main">
               <graphicData uri="http://schemas.openxmlformats.org/drawingml/2006/picture">
                 <pic xmlns="http://schemas.openxmlformats.org/drawingml/2006/picture">
                   <nvPicPr>
-                    <cNvPr id="179766107" name="Picture 922460"/>
+                    <cNvPr id="616758417" name="Picture 658167"/>
                     <cNvPicPr/>
                   </nvPicPr>
                   <blipFill>

--- a/spec/examples/generated/image_document.docx
+++ b/spec/examples/generated/image_document.docx
@@ -1,6 +1,6 @@
 
 <file path=word/document.xml><?xml version="1.0" encoding="utf-8"?>
-<w:document xmlns:w="http://schemas.openxmlformats.org/wordprocessingml/2006/main" xmlns:wpc="http://schemas.microsoft.com/office/word/2010/wordprocessingCanvas" xmlns:cx="http://schemas.microsoft.com/office/drawing/2014/chartex" xmlns:cx1="http://schemas.microsoft.com/office/drawing/2015/9/8/chartex" xmlns:cx2="http://schemas.microsoft.com/office/drawing/2015/10/21/chartex" xmlns:cx3="http://schemas.microsoft.com/office/drawing/2016/5/9/chartex" xmlns:cx4="http://schemas.microsoft.com/office/drawing/2016/5/10/chartex" xmlns:cx5="http://schemas.microsoft.com/office/drawing/2016/5/11/chartex" xmlns:cx6="http://schemas.microsoft.com/office/drawing/2016/5/12/chartex" xmlns:cx7="http://schemas.microsoft.com/office/drawing/2016/5/13/chartex" xmlns:cx8="http://schemas.microsoft.com/office/drawing/2016/5/14/chartex" xmlns:mc="http://schemas.openxmlformats.org/markup-compatibility/2006" xmlns:aink="http://schemas.microsoft.com/office/drawing/2016/ink" xmlns:am3d="http://schemas.microsoft.com/office/drawing/2017/model3d" xmlns:o="urn:schemas-microsoft-com:office:office" xmlns:oel="http://schemas.microsoft.com/office/2019/extlst" xmlns:r="http://schemas.openxmlformats.org/officeDocument/2006/relationships" xmlns:m="http://schemas.openxmlformats.org/officeDocument/2006/math" xmlns:v="urn:schemas-microsoft-com:vml" xmlns:wp14="http://schemas.microsoft.com/office/word/2010/wordprocessingDrawing" xmlns:wp="http://schemas.openxmlformats.org/drawingml/2006/wordprocessingDrawing" xmlns:w10="urn:schemas-microsoft-com:office:word" xmlns:w14="http://schemas.microsoft.com/office/word/2010/wordml" xmlns:w15="http://schemas.microsoft.com/office/word/2012/wordml" xmlns:w16cex="http://schemas.microsoft.com/office/word/2018/wordml/cex" xmlns:w16cid="http://schemas.microsoft.com/office/word/2016/wordml/cid" xmlns:w16="http://schemas.microsoft.com/office/word/2018/wordml" xmlns:w16du="http://schemas.microsoft.com/office/word/2023/wordml/word16du" xmlns:w16sdtdh="http://schemas.microsoft.com/office/word/2020/wordml/sdtdatahash" xmlns:w16sdtfl="http://schemas.microsoft.com/office/word/2024/wordml/sdtformatlock" xmlns:w16se="http://schemas.microsoft.com/office/word/2015/wordml/symex" xmlns:wpg="http://schemas.microsoft.com/office/word/2010/wordprocessingGroup" xmlns:wpi="http://schemas.microsoft.com/office/word/2010/wordprocessingInk" xmlns:wne="http://schemas.microsoft.com/office/word/2006/wordml" xmlns:wps="http://schemas.microsoft.com/office/word/2010/wordprocessingShape" mc:Ignorable="w14 w15 w16se w16cid w16 w16cex w16sdtdh w16sdtfl w16du wp14">
+<w:document xmlns:w="http://schemas.openxmlformats.org/wordprocessingml/2006/main" xmlns:wpc="http://schemas.microsoft.com/office/word/2010/wordprocessingCanvas" xmlns:cx="http://schemas.microsoft.com/office/drawing/2014/chartex" xmlns:cx1="http://schemas.microsoft.com/office/drawing/2015/9/8/chartex" xmlns:cx2="http://schemas.microsoft.com/office/drawing/2015/10/21/chartex" xmlns:cx3="http://schemas.microsoft.com/office/drawing/2016/5/9/chartex" xmlns:cx4="http://schemas.microsoft.com/office/drawing/2016/5/10/chartex" xmlns:cx5="http://schemas.microsoft.com/office/drawing/2016/5/11/chartex" xmlns:cx6="http://schemas.microsoft.com/office/drawing/2016/5/12/chartex" xmlns:cx7="http://schemas.microsoft.com/office/drawing/2016/5/13/chartex" xmlns:cx8="http://schemas.microsoft.com/office/drawing/2016/5/14/chartex" xmlns:mc="http://schemas.openxmlformats.org/markup-compatibility/2006" xmlns:aink="http://schemas.microsoft.com/office/drawing/2016/ink" xmlns:am3d="http://schemas.microsoft.com/office/drawing/2017/model3d" xmlns:o="urn:schemas-microsoft-com:office:office" xmlns:oel="http://schemas.microsoft.com/office/2019/extlst" xmlns:r="http://schemas.openxmlformats.org/officeDocument/2006/relationships" xmlns:m="http://schemas.openxmlformats.org/officeDocument/2006/math" xmlns:v="urn:schemas-microsoft-com:vml" xmlns:wp14="http://schemas.microsoft.com/office/word/2010/wordprocessingDrawing" xmlns:wp="http://schemas.openxmlformats.org/drawingml/2006/wordprocessingDrawing" xmlns:w10="urn:schemas-microsoft-com:office:word" xmlns:w14="http://schemas.microsoft.com/office/word/2010/wordml" xmlns:w15="http://schemas.microsoft.com/office/word/2012/wordml" xmlns:w16cex="http://schemas.microsoft.com/office/word/2018/wordml/cex" xmlns:w16cid="http://schemas.microsoft.com/office/word/2016/wordml/cid" xmlns:w16="http://schemas.microsoft.com/office/word/2018/wordml" xmlns:w16du="http://schemas.microsoft.com/office/word/2023/wordml/word16du" xmlns:w16sdtdh="http://schemas.microsoft.com/office/word/2020/wordml/sdtdatahash" xmlns:w16sdtfl="http://schemas.microsoft.com/office/word/2024/wordml/sdtformatlock" xmlns:w16se="http://schemas.microsoft.com/office/word/2015/wordml/symex" xmlns:wpg="http://schemas.microsoft.com/office/word/2010/wordprocessingGroup" xmlns:wpi="http://schemas.microsoft.com/office/word/2010/wordprocessingInk" xmlns:wne="http://schemas.microsoft.com/office/word/2006/wordml" xmlns:wps="http://schemas.microsoft.com/office/word/2010/wordprocessingShape" mc:Ignorable="w14">
   <w:body>
     <w:p>
       <w:pPr>
@@ -21,12 +21,12 @@
           <wp:inline>
             <wp:extent wp:cx="200000" wp:cy="200000"/>
             <wp:effectExtent/>
-            <wp:docPr wp:id="431989679" wp:name="sample"/>
+            <wp:docPr wp:id="752143975" wp:name="sample"/>
             <graphic xmlns="http://schemas.openxmlformats.org/drawingml/2006/main">
               <graphicData uri="http://schemas.openxmlformats.org/drawingml/2006/picture">
                 <pic xmlns="http://schemas.openxmlformats.org/drawingml/2006/picture">
                   <nvPicPr>
-                    <cNvPr id="343138333" name="Picture 104798"/>
+                    <cNvPr id="251193625" name="Picture 90292"/>
                     <cNvPicPr/>
                   </nvPicPr>
                   <blipFill>
@@ -81,12 +81,12 @@
             <wp:extent wp:cx="150000" wp:cy="150000"/>
             <wp:effectExtent/>
             <wp:wrapSquare wp:wrap-text="bothSides"/>
-            <wp:docPr wp:id="678824316" wp:name="sample"/>
+            <wp:docPr wp:id="716078161" wp:name="sample"/>
             <graphic xmlns="http://schemas.openxmlformats.org/drawingml/2006/main">
               <graphicData uri="http://schemas.openxmlformats.org/drawingml/2006/picture">
                 <pic xmlns="http://schemas.openxmlformats.org/drawingml/2006/picture">
                   <nvPicPr>
-                    <cNvPr id="616758417" name="Picture 658167"/>
+                    <cNvPr id="305575496" name="Picture 49667"/>
                     <cNvPicPr/>
                   </nvPicPr>
                   <blipFill>
@@ -125,7 +125,7 @@
 </file>
 
 <file path=word/styles.xml><?xml version="1.0" encoding="utf-8"?>
-<w:styles xmlns:w="http://schemas.openxmlformats.org/wordprocessingml/2006/main" xmlns:mc="http://schemas.openxmlformats.org/markup-compatibility/2006" xmlns:r="http://schemas.openxmlformats.org/officeDocument/2006/relationships" xmlns:w14="http://schemas.microsoft.com/office/word/2010/wordml" xmlns:w15="http://schemas.microsoft.com/office/word/2012/wordml" xmlns:wp14="http://schemas.microsoft.com/office/word/2010/wordprocessingDrawing" xmlns:w16cex="http://schemas.microsoft.com/office/word/2018/wordml/cex" xmlns:w16cid="http://schemas.microsoft.com/office/word/2016/wordml/cid" xmlns:w16="http://schemas.microsoft.com/office/word/2018/wordml" xmlns:w16du="http://schemas.microsoft.com/office/word/2023/wordml/word16du" xmlns:w16sdtdh="http://schemas.microsoft.com/office/word/2020/wordml/sdtdatahash" xmlns:w16sdtfl="http://schemas.microsoft.com/office/word/2024/wordml/sdtformatlock" xmlns:w16se="http://schemas.microsoft.com/office/word/2015/wordml/symex" mc:Ignorable="w14 w15 w16se w16cid w16 w16cex w16sdtdh w16sdtfl w16du">
+<w:styles xmlns:w="http://schemas.openxmlformats.org/wordprocessingml/2006/main" xmlns:mc="http://schemas.openxmlformats.org/markup-compatibility/2006" xmlns:r="http://schemas.openxmlformats.org/officeDocument/2006/relationships" xmlns:w14="http://schemas.microsoft.com/office/word/2010/wordml" xmlns:w15="http://schemas.microsoft.com/office/word/2012/wordml" xmlns:wp14="http://schemas.microsoft.com/office/word/2010/wordprocessingDrawing" xmlns:w16cex="http://schemas.microsoft.com/office/word/2018/wordml/cex" xmlns:w16cid="http://schemas.microsoft.com/office/word/2016/wordml/cid" xmlns:w16="http://schemas.microsoft.com/office/word/2018/wordml" xmlns:w16du="http://schemas.microsoft.com/office/word/2023/wordml/word16du" xmlns:w16sdtdh="http://schemas.microsoft.com/office/word/2020/wordml/sdtdatahash" xmlns:w16sdtfl="http://schemas.microsoft.com/office/word/2024/wordml/sdtformatlock" xmlns:w16se="http://schemas.microsoft.com/office/word/2015/wordml/symex">
   <w:docDefaults>
     <w:rPrDefault>
       <w:rPr>

--- a/spec/examples/generated/image_document.docx
+++ b/spec/examples/generated/image_document.docx
@@ -1,6 +1,6 @@
 
 <file path=word/document.xml><?xml version="1.0" encoding="utf-8"?>
-<w:document xmlns:w="http://schemas.openxmlformats.org/wordprocessingml/2006/main" xmlns:wpc="http://schemas.microsoft.com/office/word/2010/wordprocessingCanvas" xmlns:cx="http://schemas.microsoft.com/office/drawing/2014/chartex" xmlns:cx1="http://schemas.microsoft.com/office/drawing/2015/9/8/chartex" xmlns:cx2="http://schemas.microsoft.com/office/drawing/2015/10/21/chartex" xmlns:cx3="http://schemas.microsoft.com/office/drawing/2016/5/9/chartex" xmlns:cx4="http://schemas.microsoft.com/office/drawing/2016/5/10/chartex" xmlns:cx5="http://schemas.microsoft.com/office/drawing/2016/5/11/chartex" xmlns:cx6="http://schemas.microsoft.com/office/drawing/2016/5/12/chartex" xmlns:cx7="http://schemas.microsoft.com/office/drawing/2016/5/13/chartex" xmlns:cx8="http://schemas.microsoft.com/office/drawing/2016/5/14/chartex" xmlns:mc="http://schemas.openxmlformats.org/markup-compatibility/2006" xmlns:aink="http://schemas.microsoft.com/office/drawing/2016/ink" xmlns:am3d="http://schemas.microsoft.com/office/drawing/2017/model3d" xmlns:o="urn:schemas-microsoft-com:office:office" xmlns:oel="http://schemas.microsoft.com/office/2019/extlst" xmlns:r="http://schemas.openxmlformats.org/officeDocument/2006/relationships" xmlns:m="http://schemas.openxmlformats.org/officeDocument/2006/math" xmlns:v="urn:schemas-microsoft-com:vml" xmlns:wp14="http://schemas.microsoft.com/office/word/2010/wordprocessingDrawing" xmlns:wp="http://schemas.openxmlformats.org/drawingml/2006/wordprocessingDrawing" xmlns:w10="urn:schemas-microsoft-com:office:word" xmlns:w14="http://schemas.microsoft.com/office/word/2010/wordml" xmlns:w15="http://schemas.microsoft.com/office/word/2012/wordml" xmlns:w16cex="http://schemas.microsoft.com/office/word/2018/wordml/cex" xmlns:w16cid="http://schemas.microsoft.com/office/word/2016/wordml/cid" xmlns:w16="http://schemas.microsoft.com/office/word/2018/wordml" xmlns:w16du="http://schemas.microsoft.com/office/word/2023/wordml/word16du" xmlns:w16sdtdh="http://schemas.microsoft.com/office/word/2020/wordml/sdtdatahash" xmlns:w16sdtfl="http://schemas.microsoft.com/office/word/2024/wordml/sdtformatlock" xmlns:w16se="http://schemas.microsoft.com/office/word/2015/wordml/symex" xmlns:wpg="http://schemas.microsoft.com/office/word/2010/wordprocessingGroup" xmlns:wpi="http://schemas.microsoft.com/office/word/2010/wordprocessingInk" xmlns:wne="http://schemas.microsoft.com/office/word/2006/wordml" xmlns:wps="http://schemas.microsoft.com/office/word/2010/wordprocessingShape" mc:Ignorable="w14">
+<w:document xmlns:w="http://schemas.openxmlformats.org/wordprocessingml/2006/main" xmlns:wpc="http://schemas.microsoft.com/office/word/2010/wordprocessingCanvas" xmlns:cx="http://schemas.microsoft.com/office/drawing/2014/chartex" xmlns:cx1="http://schemas.microsoft.com/office/drawing/2015/9/8/chartex" xmlns:cx2="http://schemas.microsoft.com/office/drawing/2015/10/21/chartex" xmlns:cx3="http://schemas.microsoft.com/office/drawing/2016/5/9/chartex" xmlns:cx4="http://schemas.microsoft.com/office/drawing/2016/5/10/chartex" xmlns:cx5="http://schemas.microsoft.com/office/drawing/2016/5/11/chartex" xmlns:cx6="http://schemas.microsoft.com/office/drawing/2016/5/12/chartex" xmlns:cx7="http://schemas.microsoft.com/office/drawing/2016/5/13/chartex" xmlns:cx8="http://schemas.microsoft.com/office/drawing/2016/5/14/chartex" xmlns:mc="http://schemas.openxmlformats.org/markup-compatibility/2006" xmlns:aink="http://schemas.microsoft.com/office/drawing/2016/ink" xmlns:am3d="http://schemas.microsoft.com/office/drawing/2017/model3d" xmlns:o="urn:schemas-microsoft-com:office:office" xmlns:oel="http://schemas.microsoft.com/office/2019/extlst" xmlns:r="http://schemas.openxmlformats.org/officeDocument/2006/relationships" xmlns:m="http://schemas.openxmlformats.org/officeDocument/2006/math" xmlns:v="urn:schemas-microsoft-com:vml" xmlns:wp14="http://schemas.microsoft.com/office/word/2010/wordprocessingDrawing" xmlns:wp="http://schemas.openxmlformats.org/drawingml/2006/wordprocessingDrawing" xmlns:w10="urn:schemas-microsoft-com:office:word" xmlns:w14="http://schemas.microsoft.com/office/word/2010/wordml" xmlns:w15="http://schemas.microsoft.com/office/word/2012/wordml" xmlns:w16cex="http://schemas.microsoft.com/office/word/2018/wordml/cex" xmlns:w16cid="http://schemas.microsoft.com/office/word/2016/wordml/cid" xmlns:w16="http://schemas.microsoft.com/office/word/2018/wordml" xmlns:w16du="http://schemas.microsoft.com/office/word/2023/wordml/word16du" xmlns:w16sdtdh="http://schemas.microsoft.com/office/word/2020/wordml/sdtdatahash" xmlns:w16sdtfl="http://schemas.microsoft.com/office/word/2024/wordml/sdtformatlock" xmlns:w16se="http://schemas.microsoft.com/office/word/2015/wordml/symex" xmlns:wpg="http://schemas.microsoft.com/office/word/2010/wordprocessingGroup" xmlns:wpi="http://schemas.microsoft.com/office/word/2010/wordprocessingInk" xmlns:wne="http://schemas.microsoft.com/office/word/2006/wordml" xmlns:wps="http://schemas.microsoft.com/office/word/2010/wordprocessingShape" mc:Ignorable="w14 w15 w16se w16cid w16 w16cex w16sdtdh w16sdtfl w16du wp14">
   <w:body>
     <w:p>
       <w:pPr>
@@ -21,12 +21,12 @@
           <wp:inline>
             <wp:extent wp:cx="200000" wp:cy="200000"/>
             <wp:effectExtent/>
-            <wp:docPr wp:id="752143975" wp:name="sample"/>
+            <wp:docPr wp:id="564397940" wp:name="sample"/>
             <graphic xmlns="http://schemas.openxmlformats.org/drawingml/2006/main">
               <graphicData uri="http://schemas.openxmlformats.org/drawingml/2006/picture">
                 <pic xmlns="http://schemas.openxmlformats.org/drawingml/2006/picture">
                   <nvPicPr>
-                    <cNvPr id="251193625" name="Picture 90292"/>
+                    <cNvPr id="996442387" name="Picture 243504"/>
                     <cNvPicPr/>
                   </nvPicPr>
                   <blipFill>
@@ -81,12 +81,12 @@
             <wp:extent wp:cx="150000" wp:cy="150000"/>
             <wp:effectExtent/>
             <wp:wrapSquare wp:wrap-text="bothSides"/>
-            <wp:docPr wp:id="716078161" wp:name="sample"/>
+            <wp:docPr wp:id="78164232" wp:name="sample"/>
             <graphic xmlns="http://schemas.openxmlformats.org/drawingml/2006/main">
               <graphicData uri="http://schemas.openxmlformats.org/drawingml/2006/picture">
                 <pic xmlns="http://schemas.openxmlformats.org/drawingml/2006/picture">
                   <nvPicPr>
-                    <cNvPr id="305575496" name="Picture 49667"/>
+                    <cNvPr id="238016562" name="Picture 932267"/>
                     <cNvPicPr/>
                   </nvPicPr>
                   <blipFill>
@@ -125,7 +125,7 @@
 </file>
 
 <file path=word/styles.xml><?xml version="1.0" encoding="utf-8"?>
-<w:styles xmlns:w="http://schemas.openxmlformats.org/wordprocessingml/2006/main" xmlns:mc="http://schemas.openxmlformats.org/markup-compatibility/2006" xmlns:r="http://schemas.openxmlformats.org/officeDocument/2006/relationships" xmlns:w14="http://schemas.microsoft.com/office/word/2010/wordml" xmlns:w15="http://schemas.microsoft.com/office/word/2012/wordml" xmlns:wp14="http://schemas.microsoft.com/office/word/2010/wordprocessingDrawing" xmlns:w16cex="http://schemas.microsoft.com/office/word/2018/wordml/cex" xmlns:w16cid="http://schemas.microsoft.com/office/word/2016/wordml/cid" xmlns:w16="http://schemas.microsoft.com/office/word/2018/wordml" xmlns:w16du="http://schemas.microsoft.com/office/word/2023/wordml/word16du" xmlns:w16sdtdh="http://schemas.microsoft.com/office/word/2020/wordml/sdtdatahash" xmlns:w16sdtfl="http://schemas.microsoft.com/office/word/2024/wordml/sdtformatlock" xmlns:w16se="http://schemas.microsoft.com/office/word/2015/wordml/symex">
+<w:styles xmlns:w="http://schemas.openxmlformats.org/wordprocessingml/2006/main" xmlns:mc="http://schemas.openxmlformats.org/markup-compatibility/2006" xmlns:r="http://schemas.openxmlformats.org/officeDocument/2006/relationships" xmlns:w14="http://schemas.microsoft.com/office/word/2010/wordml" xmlns:w15="http://schemas.microsoft.com/office/word/2012/wordml" xmlns:wp14="http://schemas.microsoft.com/office/word/2010/wordprocessingDrawing" xmlns:w16cex="http://schemas.microsoft.com/office/word/2018/wordml/cex" xmlns:w16cid="http://schemas.microsoft.com/office/word/2016/wordml/cid" xmlns:w16="http://schemas.microsoft.com/office/word/2018/wordml" xmlns:w16du="http://schemas.microsoft.com/office/word/2023/wordml/word16du" xmlns:w16sdtdh="http://schemas.microsoft.com/office/word/2020/wordml/sdtdatahash" xmlns:w16sdtfl="http://schemas.microsoft.com/office/word/2024/wordml/sdtformatlock" xmlns:w16se="http://schemas.microsoft.com/office/word/2015/wordml/symex" mc:Ignorable="w14 w15 w16se w16cid w16 w16cex w16sdtdh w16sdtfl w16du">
   <w:docDefaults>
     <w:rPrDefault>
       <w:rPr>

--- a/spec/examples/generated/image_document.docx
+++ b/spec/examples/generated/image_document.docx
@@ -1,6 +1,6 @@
 
 <file path=word/document.xml><?xml version="1.0" encoding="utf-8"?>
-<w:document xmlns:w="http://schemas.openxmlformats.org/wordprocessingml/2006/main" xmlns:wpc="http://schemas.microsoft.com/office/word/2010/wordprocessingCanvas" xmlns:cx="http://schemas.microsoft.com/office/drawing/2014/chartex" xmlns:cx1="http://schemas.microsoft.com/office/drawing/2015/9/8/chartex" xmlns:cx2="http://schemas.microsoft.com/office/drawing/2015/10/21/chartex" xmlns:cx3="http://schemas.microsoft.com/office/drawing/2016/5/9/chartex" xmlns:cx4="http://schemas.microsoft.com/office/drawing/2016/5/10/chartex" xmlns:cx5="http://schemas.microsoft.com/office/drawing/2016/5/11/chartex" xmlns:cx6="http://schemas.microsoft.com/office/drawing/2016/5/12/chartex" xmlns:cx7="http://schemas.microsoft.com/office/drawing/2016/5/13/chartex" xmlns:cx8="http://schemas.microsoft.com/office/drawing/2016/5/14/chartex" xmlns:mc="http://schemas.openxmlformats.org/markup-compatibility/2006" xmlns:aink="http://schemas.microsoft.com/office/drawing/2016/ink" xmlns:am3d="http://schemas.microsoft.com/office/drawing/2017/model3d" xmlns:o="urn:schemas-microsoft-com:office:office" xmlns:oel="http://schemas.microsoft.com/office/2019/extlst" xmlns:r="http://schemas.openxmlformats.org/officeDocument/2006/relationships" xmlns:m="http://schemas.openxmlformats.org/officeDocument/2006/math" xmlns:v="urn:schemas-microsoft-com:vml" xmlns:wp14="http://schemas.microsoft.com/office/word/2010/wordprocessingDrawing" xmlns:wp="http://schemas.openxmlformats.org/drawingml/2006/wordprocessingDrawing" xmlns:w10="urn:schemas-microsoft-com:office:word" xmlns:w14="http://schemas.microsoft.com/office/word/2010/wordml" xmlns:w15="http://schemas.microsoft.com/office/word/2012/wordml" xmlns:w16cex="http://schemas.microsoft.com/office/word/2018/wordml/cex" xmlns:w16cid="http://schemas.microsoft.com/office/word/2016/wordml/cid" xmlns:w16="http://schemas.microsoft.com/office/word/2018/wordml" xmlns:w16du="http://schemas.microsoft.com/office/word/2023/wordml/word16du" xmlns:w16sdtdh="http://schemas.microsoft.com/office/word/2020/wordml/sdtdatahash" xmlns:w16sdtfl="http://schemas.microsoft.com/office/word/2024/wordml/sdtformatlock" xmlns:w16se="http://schemas.microsoft.com/office/word/2015/wordml/symex" xmlns:wpg="http://schemas.microsoft.com/office/word/2010/wordprocessingGroup" xmlns:wpi="http://schemas.microsoft.com/office/word/2010/wordprocessingInk" xmlns:wne="http://schemas.microsoft.com/office/word/2006/wordml" xmlns:wps="http://schemas.microsoft.com/office/word/2010/wordprocessingShape" mc:Ignorable="w14 w15 w16se w16cid w16 w16cex w16sdtdh w16sdtfl w16du wp14">
+<w:document xmlns:w="http://schemas.openxmlformats.org/wordprocessingml/2006/main" xmlns:wpc="http://schemas.microsoft.com/office/word/2010/wordprocessingCanvas" xmlns:cx="http://schemas.microsoft.com/office/drawing/2014/chartex" xmlns:cx1="http://schemas.microsoft.com/office/drawing/2015/9/8/chartex" xmlns:cx2="http://schemas.microsoft.com/office/drawing/2015/10/21/chartex" xmlns:cx3="http://schemas.microsoft.com/office/drawing/2016/5/9/chartex" xmlns:cx4="http://schemas.microsoft.com/office/drawing/2016/5/10/chartex" xmlns:cx5="http://schemas.microsoft.com/office/drawing/2016/5/11/chartex" xmlns:cx6="http://schemas.microsoft.com/office/drawing/2016/5/12/chartex" xmlns:cx7="http://schemas.microsoft.com/office/drawing/2016/5/13/chartex" xmlns:cx8="http://schemas.microsoft.com/office/drawing/2016/5/14/chartex" xmlns:mc="http://schemas.openxmlformats.org/markup-compatibility/2006" xmlns:aink="http://schemas.microsoft.com/office/drawing/2016/ink" xmlns:am3d="http://schemas.microsoft.com/office/drawing/2017/model3d" xmlns:o="urn:schemas-microsoft-com:office:office" xmlns:oel="http://schemas.microsoft.com/office/2019/extlst" xmlns:r="http://schemas.openxmlformats.org/officeDocument/2006/relationships" xmlns:m="http://schemas.openxmlformats.org/officeDocument/2006/math" xmlns:v="urn:schemas-microsoft-com:vml" xmlns:wp14="http://schemas.microsoft.com/office/word/2010/wordprocessingDrawing" xmlns:wp="http://schemas.openxmlformats.org/drawingml/2006/wordprocessingDrawing" xmlns:w10="urn:schemas-microsoft-com:office:word" xmlns:w14="http://schemas.microsoft.com/office/word/2010/wordml" xmlns:w15="http://schemas.microsoft.com/office/word/2012/wordml" xmlns:w16cex="http://schemas.microsoft.com/office/word/2018/wordml/cex" xmlns:w16cid="http://schemas.microsoft.com/office/word/2016/wordml/cid" xmlns:w16="http://schemas.microsoft.com/office/word/2018/wordml" xmlns:w16du="http://schemas.microsoft.com/office/word/2023/wordml/word16du" xmlns:w16sdtdh="http://schemas.microsoft.com/office/word/2020/wordml/sdtdatahash" xmlns:w16sdtfl="http://schemas.microsoft.com/office/word/2024/wordml/sdtformatlock" xmlns:w16se="http://schemas.microsoft.com/office/word/2015/wordml/symex" xmlns:wpg="http://schemas.microsoft.com/office/word/2010/wordprocessingGroup" xmlns:wpi="http://schemas.microsoft.com/office/word/2010/wordprocessingInk" xmlns:wne="http://schemas.microsoft.com/office/word/2006/wordml" xmlns:wps="http://schemas.microsoft.com/office/word/2010/wordprocessingShape" mc:Ignorable="w14">
   <w:body>
     <w:p>
       <w:pPr>
@@ -21,12 +21,12 @@
           <wp:inline>
             <wp:extent wp:cx="200000" wp:cy="200000"/>
             <wp:effectExtent/>
-            <wp:docPr wp:id="564397940" wp:name="sample"/>
+            <wp:docPr wp:id="484788009" wp:name="sample"/>
             <graphic xmlns="http://schemas.openxmlformats.org/drawingml/2006/main">
               <graphicData uri="http://schemas.openxmlformats.org/drawingml/2006/picture">
                 <pic xmlns="http://schemas.openxmlformats.org/drawingml/2006/picture">
                   <nvPicPr>
-                    <cNvPr id="996442387" name="Picture 243504"/>
+                    <cNvPr id="73755539" name="Picture 595421"/>
                     <cNvPicPr/>
                   </nvPicPr>
                   <blipFill>
@@ -81,12 +81,12 @@
             <wp:extent wp:cx="150000" wp:cy="150000"/>
             <wp:effectExtent/>
             <wp:wrapSquare wp:wrap-text="bothSides"/>
-            <wp:docPr wp:id="78164232" wp:name="sample"/>
+            <wp:docPr wp:id="238954431" wp:name="sample"/>
             <graphic xmlns="http://schemas.openxmlformats.org/drawingml/2006/main">
               <graphicData uri="http://schemas.openxmlformats.org/drawingml/2006/picture">
                 <pic xmlns="http://schemas.openxmlformats.org/drawingml/2006/picture">
                   <nvPicPr>
-                    <cNvPr id="238016562" name="Picture 932267"/>
+                    <cNvPr id="302416917" name="Picture 394061"/>
                     <cNvPicPr/>
                   </nvPicPr>
                   <blipFill>
@@ -125,7 +125,7 @@
 </file>
 
 <file path=word/styles.xml><?xml version="1.0" encoding="utf-8"?>
-<w:styles xmlns:w="http://schemas.openxmlformats.org/wordprocessingml/2006/main" xmlns:mc="http://schemas.openxmlformats.org/markup-compatibility/2006" xmlns:r="http://schemas.openxmlformats.org/officeDocument/2006/relationships" xmlns:w14="http://schemas.microsoft.com/office/word/2010/wordml" xmlns:w15="http://schemas.microsoft.com/office/word/2012/wordml" xmlns:wp14="http://schemas.microsoft.com/office/word/2010/wordprocessingDrawing" xmlns:w16cex="http://schemas.microsoft.com/office/word/2018/wordml/cex" xmlns:w16cid="http://schemas.microsoft.com/office/word/2016/wordml/cid" xmlns:w16="http://schemas.microsoft.com/office/word/2018/wordml" xmlns:w16du="http://schemas.microsoft.com/office/word/2023/wordml/word16du" xmlns:w16sdtdh="http://schemas.microsoft.com/office/word/2020/wordml/sdtdatahash" xmlns:w16sdtfl="http://schemas.microsoft.com/office/word/2024/wordml/sdtformatlock" xmlns:w16se="http://schemas.microsoft.com/office/word/2015/wordml/symex" mc:Ignorable="w14 w15 w16se w16cid w16 w16cex w16sdtdh w16sdtfl w16du">
+<w:styles xmlns:w="http://schemas.openxmlformats.org/wordprocessingml/2006/main" xmlns:mc="http://schemas.openxmlformats.org/markup-compatibility/2006" xmlns:r="http://schemas.openxmlformats.org/officeDocument/2006/relationships" xmlns:w14="http://schemas.microsoft.com/office/word/2010/wordml" xmlns:w15="http://schemas.microsoft.com/office/word/2012/wordml" xmlns:wp14="http://schemas.microsoft.com/office/word/2010/wordprocessingDrawing" xmlns:w16cex="http://schemas.microsoft.com/office/word/2018/wordml/cex" xmlns:w16cid="http://schemas.microsoft.com/office/word/2016/wordml/cid" xmlns:w16="http://schemas.microsoft.com/office/word/2018/wordml" xmlns:w16du="http://schemas.microsoft.com/office/word/2023/wordml/word16du" xmlns:w16sdtdh="http://schemas.microsoft.com/office/word/2020/wordml/sdtdatahash" xmlns:w16sdtfl="http://schemas.microsoft.com/office/word/2024/wordml/sdtformatlock" xmlns:w16se="http://schemas.microsoft.com/office/word/2015/wordml/symex">
   <w:docDefaults>
     <w:rPrDefault>
       <w:rPr>

--- a/spec/examples/generated/image_document.docx
+++ b/spec/examples/generated/image_document.docx
@@ -21,12 +21,12 @@
           <wp:inline>
             <wp:extent wp:cx="200000" wp:cy="200000"/>
             <wp:effectExtent/>
-            <wp:docPr wp:id="484788009" wp:name="sample"/>
+            <wp:docPr wp:id="201577084" wp:name="sample"/>
             <graphic xmlns="http://schemas.openxmlformats.org/drawingml/2006/main">
               <graphicData uri="http://schemas.openxmlformats.org/drawingml/2006/picture">
                 <pic xmlns="http://schemas.openxmlformats.org/drawingml/2006/picture">
                   <nvPicPr>
-                    <cNvPr id="73755539" name="Picture 595421"/>
+                    <cNvPr id="173553611" name="Picture 526878"/>
                     <cNvPicPr/>
                   </nvPicPr>
                   <blipFill>
@@ -81,12 +81,12 @@
             <wp:extent wp:cx="150000" wp:cy="150000"/>
             <wp:effectExtent/>
             <wp:wrapSquare wp:wrap-text="bothSides"/>
-            <wp:docPr wp:id="238954431" wp:name="sample"/>
+            <wp:docPr wp:id="280586209" wp:name="sample"/>
             <graphic xmlns="http://schemas.openxmlformats.org/drawingml/2006/main">
               <graphicData uri="http://schemas.openxmlformats.org/drawingml/2006/picture">
                 <pic xmlns="http://schemas.openxmlformats.org/drawingml/2006/picture">
                   <nvPicPr>
-                    <cNvPr id="302416917" name="Picture 394061"/>
+                    <cNvPr id="229632444" name="Picture 108270"/>
                     <cNvPicPr/>
                   </nvPicPr>
                   <blipFill>

--- a/spec/examples/generated/image_document.docx
+++ b/spec/examples/generated/image_document.docx
@@ -21,12 +21,12 @@
           <wp:inline>
             <wp:extent wp:cx="200000" wp:cy="200000"/>
             <wp:effectExtent/>
-            <wp:docPr wp:id="201577084" wp:name="sample"/>
+            <wp:docPr wp:id="468305787" wp:name="sample"/>
             <graphic xmlns="http://schemas.openxmlformats.org/drawingml/2006/main">
               <graphicData uri="http://schemas.openxmlformats.org/drawingml/2006/picture">
                 <pic xmlns="http://schemas.openxmlformats.org/drawingml/2006/picture">
                   <nvPicPr>
-                    <cNvPr id="173553611" name="Picture 526878"/>
+                    <cNvPr id="613701106" name="Picture 718842"/>
                     <cNvPicPr/>
                   </nvPicPr>
                   <blipFill>
@@ -81,12 +81,12 @@
             <wp:extent wp:cx="150000" wp:cy="150000"/>
             <wp:effectExtent/>
             <wp:wrapSquare wp:wrap-text="bothSides"/>
-            <wp:docPr wp:id="280586209" wp:name="sample"/>
+            <wp:docPr wp:id="613629227" wp:name="sample"/>
             <graphic xmlns="http://schemas.openxmlformats.org/drawingml/2006/main">
               <graphicData uri="http://schemas.openxmlformats.org/drawingml/2006/picture">
                 <pic xmlns="http://schemas.openxmlformats.org/drawingml/2006/picture">
                   <nvPicPr>
-                    <cNvPr id="229632444" name="Picture 108270"/>
+                    <cNvPr id="153764410" name="Picture 590648"/>
                     <cNvPicPr/>
                   </nvPicPr>
                   <blipFill>

--- a/spec/examples/generated/image_document.docx
+++ b/spec/examples/generated/image_document.docx
@@ -21,12 +21,12 @@
           <wp:inline>
             <wp:extent wp:cx="200000" wp:cy="200000"/>
             <wp:effectExtent/>
-            <wp:docPr wp:id="468305787" wp:name="sample"/>
+            <wp:docPr wp:id="11198542" wp:name="sample"/>
             <graphic xmlns="http://schemas.openxmlformats.org/drawingml/2006/main">
               <graphicData uri="http://schemas.openxmlformats.org/drawingml/2006/picture">
                 <pic xmlns="http://schemas.openxmlformats.org/drawingml/2006/picture">
                   <nvPicPr>
-                    <cNvPr id="613701106" name="Picture 718842"/>
+                    <cNvPr id="190872517" name="Picture 965526"/>
                     <cNvPicPr/>
                   </nvPicPr>
                   <blipFill>
@@ -81,12 +81,12 @@
             <wp:extent wp:cx="150000" wp:cy="150000"/>
             <wp:effectExtent/>
             <wp:wrapSquare wp:wrap-text="bothSides"/>
-            <wp:docPr wp:id="613629227" wp:name="sample"/>
+            <wp:docPr wp:id="704313767" wp:name="sample"/>
             <graphic xmlns="http://schemas.openxmlformats.org/drawingml/2006/main">
               <graphicData uri="http://schemas.openxmlformats.org/drawingml/2006/picture">
                 <pic xmlns="http://schemas.openxmlformats.org/drawingml/2006/picture">
                   <nvPicPr>
-                    <cNvPr id="153764410" name="Picture 590648"/>
+                    <cNvPr id="345763901" name="Picture 566536"/>
                     <cNvPicPr/>
                   </nvPicPr>
                   <blipFill>

--- a/spec/examples/generated/image_document.docx
+++ b/spec/examples/generated/image_document.docx
@@ -21,12 +21,12 @@
           <wp:inline>
             <wp:extent wp:cx="200000" wp:cy="200000"/>
             <wp:effectExtent/>
-            <wp:docPr wp:id="11198542" wp:name="sample"/>
+            <wp:docPr wp:id="419737546" wp:name="sample"/>
             <graphic xmlns="http://schemas.openxmlformats.org/drawingml/2006/main">
               <graphicData uri="http://schemas.openxmlformats.org/drawingml/2006/picture">
                 <pic xmlns="http://schemas.openxmlformats.org/drawingml/2006/picture">
                   <nvPicPr>
-                    <cNvPr id="190872517" name="Picture 965526"/>
+                    <cNvPr id="267160891" name="Picture 523028"/>
                     <cNvPicPr/>
                   </nvPicPr>
                   <blipFill>
@@ -81,12 +81,12 @@
             <wp:extent wp:cx="150000" wp:cy="150000"/>
             <wp:effectExtent/>
             <wp:wrapSquare wp:wrap-text="bothSides"/>
-            <wp:docPr wp:id="704313767" wp:name="sample"/>
+            <wp:docPr wp:id="739594324" wp:name="sample"/>
             <graphic xmlns="http://schemas.openxmlformats.org/drawingml/2006/main">
               <graphicData uri="http://schemas.openxmlformats.org/drawingml/2006/picture">
                 <pic xmlns="http://schemas.openxmlformats.org/drawingml/2006/picture">
                   <nvPicPr>
-                    <cNvPr id="345763901" name="Picture 566536"/>
+                    <cNvPr id="607751623" name="Picture 186767"/>
                     <cNvPicPr/>
                   </nvPicPr>
                   <blipFill>

--- a/spec/examples/generated/image_document.docx
+++ b/spec/examples/generated/image_document.docx
@@ -21,12 +21,12 @@
           <wp:inline>
             <wp:extent wp:cx="200000" wp:cy="200000"/>
             <wp:effectExtent/>
-            <wp:docPr wp:id="419737546" wp:name="sample"/>
+            <wp:docPr wp:id="263572396" wp:name="sample"/>
             <graphic xmlns="http://schemas.openxmlformats.org/drawingml/2006/main">
               <graphicData uri="http://schemas.openxmlformats.org/drawingml/2006/picture">
                 <pic xmlns="http://schemas.openxmlformats.org/drawingml/2006/picture">
                   <nvPicPr>
-                    <cNvPr id="267160891" name="Picture 523028"/>
+                    <cNvPr id="666230980" name="Picture"/>
                     <cNvPicPr/>
                   </nvPicPr>
                   <blipFill>
@@ -81,12 +81,12 @@
             <wp:extent wp:cx="150000" wp:cy="150000"/>
             <wp:effectExtent/>
             <wp:wrapSquare wp:wrap-text="bothSides"/>
-            <wp:docPr wp:id="739594324" wp:name="sample"/>
+            <wp:docPr wp:id="299310373" wp:name="sample"/>
             <graphic xmlns="http://schemas.openxmlformats.org/drawingml/2006/main">
               <graphicData uri="http://schemas.openxmlformats.org/drawingml/2006/picture">
                 <pic xmlns="http://schemas.openxmlformats.org/drawingml/2006/picture">
                   <nvPicPr>
-                    <cNvPr id="607751623" name="Picture 186767"/>
+                    <cNvPr id="926153375" name="Picture"/>
                     <cNvPicPr/>
                   </nvPicPr>
                   <blipFill>

--- a/spec/examples/generated/image_document.docx
+++ b/spec/examples/generated/image_document.docx
@@ -1,6 +1,6 @@
 
 <file path=word/document.xml><?xml version="1.0" encoding="utf-8"?>
-<w:document xmlns:w="http://schemas.openxmlformats.org/wordprocessingml/2006/main" xmlns:wpc="http://schemas.microsoft.com/office/word/2010/wordprocessingCanvas" xmlns:cx="http://schemas.microsoft.com/office/drawing/2014/chartex" xmlns:cx1="http://schemas.microsoft.com/office/drawing/2015/9/8/chartex" xmlns:cx2="http://schemas.microsoft.com/office/drawing/2015/10/21/chartex" xmlns:cx3="http://schemas.microsoft.com/office/drawing/2016/5/9/chartex" xmlns:cx4="http://schemas.microsoft.com/office/drawing/2016/5/10/chartex" xmlns:cx5="http://schemas.microsoft.com/office/drawing/2016/5/11/chartex" xmlns:cx6="http://schemas.microsoft.com/office/drawing/2016/5/12/chartex" xmlns:cx7="http://schemas.microsoft.com/office/drawing/2016/5/13/chartex" xmlns:cx8="http://schemas.microsoft.com/office/drawing/2016/5/14/chartex" xmlns:mc="http://schemas.openxmlformats.org/markup-compatibility/2006" xmlns:aink="http://schemas.microsoft.com/office/drawing/2016/ink" xmlns:am3d="http://schemas.microsoft.com/office/drawing/2017/model3d" xmlns:o="urn:schemas-microsoft-com:office:office" xmlns:oel="http://schemas.microsoft.com/office/2019/extlst" xmlns:r="http://schemas.openxmlformats.org/officeDocument/2006/relationships" xmlns:m="http://schemas.openxmlformats.org/officeDocument/2006/math" xmlns:v="urn:schemas-microsoft-com:vml" xmlns:wp14="http://schemas.microsoft.com/office/word/2010/wordprocessingDrawing" xmlns:wp="http://schemas.openxmlformats.org/drawingml/2006/wordprocessingDrawing" xmlns:w10="urn:schemas-microsoft-com:office:word" xmlns:w14="http://schemas.microsoft.com/office/word/2010/wordml" xmlns:w15="http://schemas.microsoft.com/office/word/2012/wordml" xmlns:w16cex="http://schemas.microsoft.com/office/word/2018/wordml/cex" xmlns:w16cid="http://schemas.microsoft.com/office/word/2016/wordml/cid" xmlns:w16="http://schemas.microsoft.com/office/word/2018/wordml" xmlns:w16du="http://schemas.microsoft.com/office/word/2023/wordml/word16du" xmlns:w16sdtdh="http://schemas.microsoft.com/office/word/2020/wordml/sdtdatahash" xmlns:w16sdtfl="http://schemas.microsoft.com/office/word/2024/wordml/sdtformatlock" xmlns:w16se="http://schemas.microsoft.com/office/word/2015/wordml/symex" xmlns:wpg="http://schemas.microsoft.com/office/word/2010/wordprocessingGroup" xmlns:wpi="http://schemas.microsoft.com/office/word/2010/wordprocessingInk" xmlns:wne="http://schemas.microsoft.com/office/word/2006/wordml" xmlns:wps="http://schemas.microsoft.com/office/word/2010/wordprocessingShape" mc:Ignorable="w14">
+<w:document xmlns:w="http://schemas.openxmlformats.org/wordprocessingml/2006/main" xmlns:wpc="http://schemas.microsoft.com/office/word/2010/wordprocessingCanvas" xmlns:cx="http://schemas.microsoft.com/office/drawing/2014/chartex" xmlns:cx1="http://schemas.microsoft.com/office/drawing/2015/9/8/chartex" xmlns:cx2="http://schemas.microsoft.com/office/drawing/2015/10/21/chartex" xmlns:cx3="http://schemas.microsoft.com/office/drawing/2016/5/9/chartex" xmlns:cx4="http://schemas.microsoft.com/office/drawing/2016/5/10/chartex" xmlns:cx5="http://schemas.microsoft.com/office/drawing/2016/5/11/chartex" xmlns:cx6="http://schemas.microsoft.com/office/drawing/2016/5/12/chartex" xmlns:cx7="http://schemas.microsoft.com/office/drawing/2016/5/13/chartex" xmlns:cx8="http://schemas.microsoft.com/office/drawing/2016/5/14/chartex" xmlns:mc="http://schemas.openxmlformats.org/markup-compatibility/2006" xmlns:aink="http://schemas.microsoft.com/office/drawing/2016/ink" xmlns:am3d="http://schemas.microsoft.com/office/drawing/2017/model3d" xmlns:o="urn:schemas-microsoft-com:office:office" xmlns:oel="http://schemas.microsoft.com/office/2019/extlst" xmlns:r="http://schemas.openxmlformats.org/officeDocument/2006/relationships" xmlns:m="http://schemas.openxmlformats.org/officeDocument/2006/math" xmlns:v="urn:schemas-microsoft-com:vml" xmlns:wp14="http://schemas.microsoft.com/office/word/2010/wordprocessingDrawing" xmlns:wp="http://schemas.openxmlformats.org/drawingml/2006/wordprocessingDrawing" xmlns:w10="urn:schemas-microsoft-com:office:word" xmlns:w14="http://schemas.microsoft.com/office/word/2010/wordml" xmlns:w15="http://schemas.microsoft.com/office/word/2012/wordml" xmlns:w16cex="http://schemas.microsoft.com/office/word/2018/wordml/cex" xmlns:w16cid="http://schemas.microsoft.com/office/word/2016/wordml/cid" xmlns:w16="http://schemas.microsoft.com/office/word/2018/wordml" xmlns:w16du="http://schemas.microsoft.com/office/word/2023/wordml/word16du" xmlns:w16sdtdh="http://schemas.microsoft.com/office/word/2020/wordml/sdtdatahash" xmlns:w16sdtfl="http://schemas.microsoft.com/office/word/2024/wordml/sdtformatlock" xmlns:w16se="http://schemas.microsoft.com/office/word/2015/wordml/symex" xmlns:wpg="http://schemas.microsoft.com/office/word/2010/wordprocessingGroup" xmlns:wpi="http://schemas.microsoft.com/office/word/2010/wordprocessingInk" xmlns:wne="http://schemas.microsoft.com/office/word/2006/wordml" xmlns:wps="http://schemas.microsoft.com/office/word/2010/wordprocessingShape" mc:Ignorable="w14 w15 w16se w16cid w16 w16cex w16du w16sdtdh w16sdtfl wp14">
   <w:body>
     <w:p>
       <w:pPr>
@@ -125,7 +125,7 @@
 </file>
 
 <file path=word/styles.xml><?xml version="1.0" encoding="utf-8"?>
-<w:styles xmlns:w="http://schemas.openxmlformats.org/wordprocessingml/2006/main" xmlns:mc="http://schemas.openxmlformats.org/markup-compatibility/2006" xmlns:r="http://schemas.openxmlformats.org/officeDocument/2006/relationships" xmlns:w14="http://schemas.microsoft.com/office/word/2010/wordml" xmlns:w15="http://schemas.microsoft.com/office/word/2012/wordml" xmlns:wp14="http://schemas.microsoft.com/office/word/2010/wordprocessingDrawing" xmlns:w16cex="http://schemas.microsoft.com/office/word/2018/wordml/cex" xmlns:w16cid="http://schemas.microsoft.com/office/word/2016/wordml/cid" xmlns:w16="http://schemas.microsoft.com/office/word/2018/wordml" xmlns:w16du="http://schemas.microsoft.com/office/word/2023/wordml/word16du" xmlns:w16sdtdh="http://schemas.microsoft.com/office/word/2020/wordml/sdtdatahash" xmlns:w16sdtfl="http://schemas.microsoft.com/office/word/2024/wordml/sdtformatlock" xmlns:w16se="http://schemas.microsoft.com/office/word/2015/wordml/symex">
+<w:styles xmlns:w="http://schemas.openxmlformats.org/wordprocessingml/2006/main" xmlns:mc="http://schemas.openxmlformats.org/markup-compatibility/2006" xmlns:r="http://schemas.openxmlformats.org/officeDocument/2006/relationships" xmlns:w14="http://schemas.microsoft.com/office/word/2010/wordml" xmlns:w15="http://schemas.microsoft.com/office/word/2012/wordml" xmlns:wp14="http://schemas.microsoft.com/office/word/2010/wordprocessingDrawing" xmlns:w16cex="http://schemas.microsoft.com/office/word/2018/wordml/cex" xmlns:w16cid="http://schemas.microsoft.com/office/word/2016/wordml/cid" xmlns:w16="http://schemas.microsoft.com/office/word/2018/wordml" xmlns:w16du="http://schemas.microsoft.com/office/word/2023/wordml/word16du" xmlns:w16sdtdh="http://schemas.microsoft.com/office/word/2020/wordml/sdtdatahash" xmlns:w16sdtfl="http://schemas.microsoft.com/office/word/2024/wordml/sdtformatlock" xmlns:w16se="http://schemas.microsoft.com/office/word/2015/wordml/symex" mc:Ignorable="w14 w15 w16se w16cid w16 w16cex w16du w16sdtdh w16sdtfl">
   <w:docDefaults>
     <w:rPrDefault>
       <w:rPr>
@@ -527,6 +527,7 @@
   </w:style>
   <w:style w:type="character" w:styleId="DefaultParagraphFont" w:default="1">
     <w:name w:val="Default Paragraph Font"/>
+    <w:semiHidden/>
   </w:style>
   <w:style w:type="paragraph" w:styleId="Heading1">
     <w:name w:val="Heading 1"/>

--- a/spec/examples/generated/image_document.docx
+++ b/spec/examples/generated/image_document.docx
@@ -1,6 +1,6 @@
 
 <file path=word/document.xml><?xml version="1.0" encoding="utf-8"?>
-<w:document xmlns:w="http://schemas.openxmlformats.org/wordprocessingml/2006/main" xmlns:wpc="http://schemas.microsoft.com/office/word/2010/wordprocessingCanvas" xmlns:cx="http://schemas.microsoft.com/office/drawing/2014/chartex" xmlns:cx1="http://schemas.microsoft.com/office/drawing/2015/9/8/chartex" xmlns:cx2="http://schemas.microsoft.com/office/drawing/2015/10/21/chartex" xmlns:cx3="http://schemas.microsoft.com/office/drawing/2016/5/9/chartex" xmlns:cx4="http://schemas.microsoft.com/office/drawing/2016/5/10/chartex" xmlns:cx5="http://schemas.microsoft.com/office/drawing/2016/5/11/chartex" xmlns:cx6="http://schemas.microsoft.com/office/drawing/2016/5/12/chartex" xmlns:cx7="http://schemas.microsoft.com/office/drawing/2016/5/13/chartex" xmlns:cx8="http://schemas.microsoft.com/office/drawing/2016/5/14/chartex" xmlns:mc="http://schemas.openxmlformats.org/markup-compatibility/2006" xmlns:aink="http://schemas.microsoft.com/office/drawing/2016/ink" xmlns:am3d="http://schemas.microsoft.com/office/drawing/2017/model3d" xmlns:o="urn:schemas-microsoft-com:office:office" xmlns:oel="http://schemas.microsoft.com/office/2019/extlst" xmlns:r="http://schemas.openxmlformats.org/officeDocument/2006/relationships" xmlns:m="http://schemas.openxmlformats.org/officeDocument/2006/math" xmlns:v="urn:schemas-microsoft-com:vml" xmlns:wp14="http://schemas.microsoft.com/office/word/2010/wordprocessingDrawing" xmlns:wp="http://schemas.openxmlformats.org/drawingml/2006/wordprocessingDrawing" xmlns:w10="urn:schemas-microsoft-com:office:word" xmlns:w14="http://schemas.microsoft.com/office/word/2010/wordml" xmlns:w15="http://schemas.microsoft.com/office/word/2012/wordml" xmlns:w16cex="http://schemas.microsoft.com/office/word/2018/wordml/cex" xmlns:w16cid="http://schemas.microsoft.com/office/word/2016/wordml/cid" xmlns:w16="http://schemas.microsoft.com/office/word/2018/wordml" xmlns:w16du="http://schemas.microsoft.com/office/word/2023/wordml/word16du" xmlns:w16sdtdh="http://schemas.microsoft.com/office/word/2020/wordml/sdtdatahash" xmlns:w16sdtfl="http://schemas.microsoft.com/office/word/2024/wordml/sdtformatlock" xmlns:w16se="http://schemas.microsoft.com/office/word/2015/wordml/symex" xmlns:wpg="http://schemas.microsoft.com/office/word/2010/wordprocessingGroup" xmlns:wpi="http://schemas.microsoft.com/office/word/2010/wordprocessingInk" xmlns:wne="http://schemas.microsoft.com/office/word/2006/wordml" xmlns:wps="http://schemas.microsoft.com/office/word/2010/wordprocessingShape" mc:Ignorable="w14 w15 w16se w16cid w16 w16cex w16du w16sdtdh w16sdtfl wp14">
+<w:document xmlns:w="http://schemas.openxmlformats.org/wordprocessingml/2006/main" xmlns:wpc="http://schemas.microsoft.com/office/word/2010/wordprocessingCanvas" xmlns:cx="http://schemas.microsoft.com/office/drawing/2014/chartex" xmlns:cx1="http://schemas.microsoft.com/office/drawing/2015/9/8/chartex" xmlns:cx2="http://schemas.microsoft.com/office/drawing/2015/10/21/chartex" xmlns:cx3="http://schemas.microsoft.com/office/drawing/2016/5/9/chartex" xmlns:cx4="http://schemas.microsoft.com/office/drawing/2016/5/10/chartex" xmlns:cx5="http://schemas.microsoft.com/office/drawing/2016/5/11/chartex" xmlns:cx6="http://schemas.microsoft.com/office/drawing/2016/5/12/chartex" xmlns:cx7="http://schemas.microsoft.com/office/drawing/2016/5/13/chartex" xmlns:cx8="http://schemas.microsoft.com/office/drawing/2016/5/14/chartex" xmlns:mc="http://schemas.openxmlformats.org/markup-compatibility/2006" xmlns:aink="http://schemas.microsoft.com/office/drawing/2016/ink" xmlns:am3d="http://schemas.microsoft.com/office/drawing/2017/model3d" xmlns:o="urn:schemas-microsoft-com:office:office" xmlns:oel="http://schemas.microsoft.com/office/2019/extlst" xmlns:r="http://schemas.openxmlformats.org/officeDocument/2006/relationships" xmlns:m="http://schemas.openxmlformats.org/officeDocument/2006/math" xmlns:v="urn:schemas-microsoft-com:vml" xmlns:wp14="http://schemas.microsoft.com/office/word/2010/wordprocessingDrawing" xmlns:wp="http://schemas.openxmlformats.org/drawingml/2006/wordprocessingDrawing" xmlns:w10="urn:schemas-microsoft-com:office:word" xmlns:w14="http://schemas.microsoft.com/office/word/2010/wordml" xmlns:w15="http://schemas.microsoft.com/office/word/2012/wordml" xmlns:w16cex="http://schemas.microsoft.com/office/word/2018/wordml/cex" xmlns:w16cid="http://schemas.microsoft.com/office/word/2016/wordml/cid" xmlns:w16="http://schemas.microsoft.com/office/word/2018/wordml" xmlns:w16du="http://schemas.microsoft.com/office/word/2023/wordml/word16du" xmlns:w16sdtdh="http://schemas.microsoft.com/office/word/2020/wordml/sdtdatahash" xmlns:w16sdtfl="http://schemas.microsoft.com/office/word/2024/wordml/sdtformatlock" xmlns:w16se="http://schemas.microsoft.com/office/word/2015/wordml/symex" xmlns:wpg="http://schemas.microsoft.com/office/word/2010/wordprocessingGroup" xmlns:wpi="http://schemas.microsoft.com/office/word/2010/wordprocessingInk" xmlns:wne="http://schemas.microsoft.com/office/word/2006/wordml" xmlns:wps="http://schemas.microsoft.com/office/word/2010/wordprocessingShape" mc:Ignorable="w14 w15 w16 w16cex w16cid w16du w16sdtdh w16sdtfl w16se wp14">
   <w:body>
     <w:p>
       <w:pPr>
@@ -125,7 +125,7 @@
 </file>
 
 <file path=word/styles.xml><?xml version="1.0" encoding="utf-8"?>
-<w:styles xmlns:w="http://schemas.openxmlformats.org/wordprocessingml/2006/main" xmlns:mc="http://schemas.openxmlformats.org/markup-compatibility/2006" xmlns:r="http://schemas.openxmlformats.org/officeDocument/2006/relationships" xmlns:w14="http://schemas.microsoft.com/office/word/2010/wordml" xmlns:w15="http://schemas.microsoft.com/office/word/2012/wordml" xmlns:wp14="http://schemas.microsoft.com/office/word/2010/wordprocessingDrawing" xmlns:w16cex="http://schemas.microsoft.com/office/word/2018/wordml/cex" xmlns:w16cid="http://schemas.microsoft.com/office/word/2016/wordml/cid" xmlns:w16="http://schemas.microsoft.com/office/word/2018/wordml" xmlns:w16du="http://schemas.microsoft.com/office/word/2023/wordml/word16du" xmlns:w16sdtdh="http://schemas.microsoft.com/office/word/2020/wordml/sdtdatahash" xmlns:w16sdtfl="http://schemas.microsoft.com/office/word/2024/wordml/sdtformatlock" xmlns:w16se="http://schemas.microsoft.com/office/word/2015/wordml/symex" mc:Ignorable="w14 w15 w16se w16cid w16 w16cex w16du w16sdtdh w16sdtfl">
+<w:styles xmlns:w="http://schemas.openxmlformats.org/wordprocessingml/2006/main" xmlns:mc="http://schemas.openxmlformats.org/markup-compatibility/2006" xmlns:r="http://schemas.openxmlformats.org/officeDocument/2006/relationships" xmlns:w14="http://schemas.microsoft.com/office/word/2010/wordml" xmlns:w15="http://schemas.microsoft.com/office/word/2012/wordml" xmlns:wp14="http://schemas.microsoft.com/office/word/2010/wordprocessingDrawing" xmlns:w16cex="http://schemas.microsoft.com/office/word/2018/wordml/cex" xmlns:w16cid="http://schemas.microsoft.com/office/word/2016/wordml/cid" xmlns:w16="http://schemas.microsoft.com/office/word/2018/wordml" xmlns:w16du="http://schemas.microsoft.com/office/word/2023/wordml/word16du" xmlns:w16sdtdh="http://schemas.microsoft.com/office/word/2020/wordml/sdtdatahash" xmlns:w16sdtfl="http://schemas.microsoft.com/office/word/2024/wordml/sdtformatlock" xmlns:w16se="http://schemas.microsoft.com/office/word/2015/wordml/symex" mc:Ignorable="w14 w15 w16 w16cex w16cid w16du w16sdtdh w16sdtfl w16se">
   <w:docDefaults>
     <w:rPrDefault>
       <w:rPr>

--- a/spec/examples/generated/image_document.docx
+++ b/spec/examples/generated/image_document.docx
@@ -1,6 +1,6 @@
 
 <file path=word/document.xml><?xml version="1.0" encoding="utf-8"?>
-<w:document xmlns:w="http://schemas.openxmlformats.org/wordprocessingml/2006/main" xmlns:wpc="http://schemas.microsoft.com/office/word/2010/wordprocessingCanvas" xmlns:cx="http://schemas.microsoft.com/office/drawing/2014/chartex" xmlns:cx1="http://schemas.microsoft.com/office/drawing/2015/9/8/chartex" xmlns:cx2="http://schemas.microsoft.com/office/drawing/2015/10/21/chartex" xmlns:cx3="http://schemas.microsoft.com/office/drawing/2016/5/9/chartex" xmlns:cx4="http://schemas.microsoft.com/office/drawing/2016/5/10/chartex" xmlns:cx5="http://schemas.microsoft.com/office/drawing/2016/5/11/chartex" xmlns:cx6="http://schemas.microsoft.com/office/drawing/2016/5/12/chartex" xmlns:cx7="http://schemas.microsoft.com/office/drawing/2016/5/13/chartex" xmlns:cx8="http://schemas.microsoft.com/office/drawing/2016/5/14/chartex" xmlns:mc="http://schemas.openxmlformats.org/markup-compatibility/2006" xmlns:aink="http://schemas.microsoft.com/office/drawing/2016/ink" xmlns:am3d="http://schemas.microsoft.com/office/drawing/2017/model3d" xmlns:o="urn:schemas-microsoft-com:office:office" xmlns:oel="http://schemas.microsoft.com/office/2019/extlst" xmlns:r="http://schemas.openxmlformats.org/officeDocument/2006/relationships" xmlns:m="http://schemas.openxmlformats.org/officeDocument/2006/math" xmlns:v="urn:schemas-microsoft-com:vml" xmlns:wp14="http://schemas.microsoft.com/office/word/2010/wordprocessingDrawing" xmlns:wp="http://schemas.openxmlformats.org/drawingml/2006/wordprocessingDrawing" xmlns:w10="urn:schemas-microsoft-com:office:word" xmlns:w14="http://schemas.microsoft.com/office/word/2010/wordml" xmlns:w15="http://schemas.microsoft.com/office/word/2012/wordml" xmlns:w16cex="http://schemas.microsoft.com/office/word/2018/wordml/cex" xmlns:w16cid="http://schemas.microsoft.com/office/word/2016/wordml/cid" xmlns:w16="http://schemas.microsoft.com/office/word/2018/wordml" xmlns:w16du="http://schemas.microsoft.com/office/word/2023/wordml/word16du" xmlns:w16sdtdh="http://schemas.microsoft.com/office/word/2020/wordml/sdtdatahash" xmlns:w16sdtfl="http://schemas.microsoft.com/office/word/2024/wordml/sdtformatlock" xmlns:w16se="http://schemas.microsoft.com/office/word/2015/wordml/symex" xmlns:wpg="http://schemas.microsoft.com/office/word/2010/wordprocessingGroup" xmlns:wpi="http://schemas.microsoft.com/office/word/2010/wordprocessingInk" xmlns:wne="http://schemas.microsoft.com/office/word/2006/wordml" xmlns:wps="http://schemas.microsoft.com/office/word/2010/wordprocessingShape" mc:Ignorable="w14 w15 w16 w16cex w16cid w16du w16sdtdh w16sdtfl w16se wp14">
+<w:document xmlns:aink="http://schemas.microsoft.com/office/drawing/2016/ink" xmlns:am3d="http://schemas.microsoft.com/office/drawing/2017/model3d" xmlns:cx="http://schemas.microsoft.com/office/drawing/2014/chartex" xmlns:cx1="http://schemas.microsoft.com/office/drawing/2015/9/8/chartex" xmlns:cx2="http://schemas.microsoft.com/office/drawing/2015/10/21/chartex" xmlns:cx3="http://schemas.microsoft.com/office/drawing/2016/5/9/chartex" xmlns:cx4="http://schemas.microsoft.com/office/drawing/2016/5/10/chartex" xmlns:cx5="http://schemas.microsoft.com/office/drawing/2016/5/11/chartex" xmlns:cx6="http://schemas.microsoft.com/office/drawing/2016/5/12/chartex" xmlns:cx7="http://schemas.microsoft.com/office/drawing/2016/5/13/chartex" xmlns:cx8="http://schemas.microsoft.com/office/drawing/2016/5/14/chartex" xmlns:m="http://schemas.openxmlformats.org/officeDocument/2006/math" xmlns:mc="http://schemas.openxmlformats.org/markup-compatibility/2006" xmlns:o="urn:schemas-microsoft-com:office:office" xmlns:oel="http://schemas.microsoft.com/office/2019/extlst" xmlns:r="http://schemas.openxmlformats.org/officeDocument/2006/relationships" xmlns:v="urn:schemas-microsoft-com:vml" xmlns:w="http://schemas.openxmlformats.org/wordprocessingml/2006/main" xmlns:w10="urn:schemas-microsoft-com:office:word" xmlns:w14="http://schemas.microsoft.com/office/word/2010/wordml" xmlns:w15="http://schemas.microsoft.com/office/word/2012/wordml" xmlns:w16="http://schemas.microsoft.com/office/word/2018/wordml" xmlns:w16cex="http://schemas.microsoft.com/office/word/2018/wordml/cex" xmlns:w16cid="http://schemas.microsoft.com/office/word/2016/wordml/cid" xmlns:w16du="http://schemas.microsoft.com/office/word/2023/wordml/word16du" xmlns:w16sdtdh="http://schemas.microsoft.com/office/word/2020/wordml/sdtdatahash" xmlns:w16sdtfl="http://schemas.microsoft.com/office/word/2024/wordml/sdtformatlock" xmlns:w16se="http://schemas.microsoft.com/office/word/2015/wordml/symex" xmlns:wne="http://schemas.microsoft.com/office/word/2006/wordml" xmlns:wp="http://schemas.openxmlformats.org/drawingml/2006/wordprocessingDrawing" xmlns:wp14="http://schemas.microsoft.com/office/word/2010/wordprocessingDrawing" xmlns:wpc="http://schemas.microsoft.com/office/word/2010/wordprocessingCanvas" xmlns:wpg="http://schemas.microsoft.com/office/word/2010/wordprocessingGroup" xmlns:wpi="http://schemas.microsoft.com/office/word/2010/wordprocessingInk" xmlns:wps="http://schemas.microsoft.com/office/word/2010/wordprocessingShape" mc:Ignorable="w14 w15 w16 w16cex w16cid w16du w16sdtdh w16sdtfl w16se wp14">
   <w:body>
     <w:p>
       <w:pPr>
@@ -125,7 +125,7 @@
 </file>
 
 <file path=word/styles.xml><?xml version="1.0" encoding="utf-8"?>
-<w:styles xmlns:w="http://schemas.openxmlformats.org/wordprocessingml/2006/main" xmlns:mc="http://schemas.openxmlformats.org/markup-compatibility/2006" xmlns:r="http://schemas.openxmlformats.org/officeDocument/2006/relationships" xmlns:w14="http://schemas.microsoft.com/office/word/2010/wordml" xmlns:w15="http://schemas.microsoft.com/office/word/2012/wordml" xmlns:wp14="http://schemas.microsoft.com/office/word/2010/wordprocessingDrawing" xmlns:w16cex="http://schemas.microsoft.com/office/word/2018/wordml/cex" xmlns:w16cid="http://schemas.microsoft.com/office/word/2016/wordml/cid" xmlns:w16="http://schemas.microsoft.com/office/word/2018/wordml" xmlns:w16du="http://schemas.microsoft.com/office/word/2023/wordml/word16du" xmlns:w16sdtdh="http://schemas.microsoft.com/office/word/2020/wordml/sdtdatahash" xmlns:w16sdtfl="http://schemas.microsoft.com/office/word/2024/wordml/sdtformatlock" xmlns:w16se="http://schemas.microsoft.com/office/word/2015/wordml/symex" mc:Ignorable="w14 w15 w16 w16cex w16cid w16du w16sdtdh w16sdtfl w16se">
+<w:styles xmlns:mc="http://schemas.openxmlformats.org/markup-compatibility/2006" xmlns:r="http://schemas.openxmlformats.org/officeDocument/2006/relationships" xmlns:w="http://schemas.openxmlformats.org/wordprocessingml/2006/main" xmlns:w14="http://schemas.microsoft.com/office/word/2010/wordml" xmlns:w15="http://schemas.microsoft.com/office/word/2012/wordml" xmlns:w16="http://schemas.microsoft.com/office/word/2018/wordml" xmlns:w16cex="http://schemas.microsoft.com/office/word/2018/wordml/cex" xmlns:w16cid="http://schemas.microsoft.com/office/word/2016/wordml/cid" xmlns:w16du="http://schemas.microsoft.com/office/word/2023/wordml/word16du" xmlns:w16sdtdh="http://schemas.microsoft.com/office/word/2020/wordml/sdtdatahash" xmlns:w16sdtfl="http://schemas.microsoft.com/office/word/2024/wordml/sdtformatlock" xmlns:w16se="http://schemas.microsoft.com/office/word/2015/wordml/symex" xmlns:wp14="http://schemas.microsoft.com/office/word/2010/wordprocessingDrawing" mc:Ignorable="w14 w15 w16 w16cex w16cid w16du w16sdtdh w16sdtfl w16se">
   <w:docDefaults>
     <w:rPrDefault>
       <w:rPr>

--- a/spec/examples/generated/image_document.docx
+++ b/spec/examples/generated/image_document.docx
@@ -18,19 +18,19 @@
     <w:p>
       <w:r>
         <w:drawing>
-          <wp:inline>
-            <wp:extent wp:cx="200000" wp:cy="200000"/>
-            <wp:effectExtent/>
-            <wp:docPr wp:id="263572396" wp:name="sample"/>
+          <wp:inline distT="0" distB="0" distL="0" distR="0">
+            <wp:extent cx="200000" cy="200000"/>
+            <wp:effectExtent l="0" t="0" r="0" b="0"/>
+            <wp:docPr id="263572396" name="sample"/>
             <graphic xmlns="http://schemas.openxmlformats.org/drawingml/2006/main">
               <graphicData uri="http://schemas.openxmlformats.org/drawingml/2006/picture">
                 <pic xmlns="http://schemas.openxmlformats.org/drawingml/2006/picture">
                   <nvPicPr>
-                    <cNvPr id="666230980" name="Picture"/>
+                    <cNvPr id="75526022" name="Picture"/>
                     <cNvPicPr/>
                   </nvPicPr>
                   <blipFill>
-                    <blip xmlns="http://schemas.openxmlformats.org/drawingml/2006/main" r:embed="rIdImg1"/>
+                    <blip xmlns="http://schemas.openxmlformats.org/drawingml/2006/main" r:embed="rId1"/>
                     <stretch xmlns="http://schemas.openxmlformats.org/drawingml/2006/main">
                       <fillRect/>
                     </stretch>
@@ -40,7 +40,9 @@
                       <off x="0" y="0"/>
                       <ext cx="200000" cy="200000"/>
                     </xfrm>
-                    <prstGeom xmlns="http://schemas.openxmlformats.org/drawingml/2006/main" prst="rect"/>
+                    <prstGeom xmlns="http://schemas.openxmlformats.org/drawingml/2006/main" prst="rect">
+                      <avLst/>
+                    </prstGeom>
                   </spPr>
                 </pic>
               </graphicData>
@@ -70,27 +72,27 @@
     <w:p>
       <w:r>
         <w:drawing>
-          <wp:anchor wp:relativeHeight="251658240" wp:behindDoc="0" wp:locked="0" wp:layoutInCell="1" wp:allowOverlap="1">
-            <wp:simplePos wp:x="0" wp:y="0"/>
-            <wp:positionH wp:relative-from="margin">
+          <wp:anchor relativeHeight="251658240" behindDoc="0" locked="0" layoutInCell="1" allowOverlap="1">
+            <wp:simplePos x="0" y="0"/>
+            <wp:positionH relative-from="margin">
               <wp:align>right</wp:align>
             </wp:positionH>
-            <wp:positionV wp:relative-from="margin">
+            <wp:positionV relative-from="margin">
               <wp:align>top</wp:align>
             </wp:positionV>
-            <wp:extent wp:cx="150000" wp:cy="150000"/>
+            <wp:extent cx="150000" cy="150000"/>
             <wp:effectExtent/>
-            <wp:wrapSquare wp:wrap-text="bothSides"/>
-            <wp:docPr wp:id="299310373" wp:name="sample"/>
+            <wp:wrapSquare wrap-text="bothSides"/>
+            <wp:docPr id="299310373" name="sample"/>
             <graphic xmlns="http://schemas.openxmlformats.org/drawingml/2006/main">
               <graphicData uri="http://schemas.openxmlformats.org/drawingml/2006/picture">
                 <pic xmlns="http://schemas.openxmlformats.org/drawingml/2006/picture">
                   <nvPicPr>
-                    <cNvPr id="926153375" name="Picture"/>
+                    <cNvPr id="974335454" name="Picture"/>
                     <cNvPicPr/>
                   </nvPicPr>
                   <blipFill>
-                    <blip xmlns="http://schemas.openxmlformats.org/drawingml/2006/main" r:embed="rIdImg2"/>
+                    <blip xmlns="http://schemas.openxmlformats.org/drawingml/2006/main" r:embed="rId2"/>
                     <stretch xmlns="http://schemas.openxmlformats.org/drawingml/2006/main">
                       <fillRect/>
                     </stretch>
@@ -100,7 +102,9 @@
                       <off x="0" y="0"/>
                       <ext cx="150000" cy="150000"/>
                     </xfrm>
-                    <prstGeom xmlns="http://schemas.openxmlformats.org/drawingml/2006/main" prst="rect"/>
+                    <prstGeom xmlns="http://schemas.openxmlformats.org/drawingml/2006/main" prst="rect">
+                      <avLst/>
+                    </prstGeom>
                   </spPr>
                 </pic>
               </graphicData>

--- a/spec/examples/generated/image_document.docx
+++ b/spec/examples/generated/image_document.docx
@@ -30,7 +30,7 @@
                     <cNvPicPr/>
                   </nvPicPr>
                   <blipFill>
-                    <blip xmlns="http://schemas.openxmlformats.org/drawingml/2006/main" r:embed="rId1"/>
+                    <blip xmlns="http://schemas.openxmlformats.org/drawingml/2006/main" r:embed="rId6"/>
                     <stretch xmlns="http://schemas.openxmlformats.org/drawingml/2006/main">
                       <fillRect/>
                     </stretch>
@@ -134,9 +134,9 @@
     <w:rPrDefault>
       <w:rPr>
         <w:rFonts w:asciiTheme="minorHAnsi" w:eastAsiaTheme="minorEastAsia" w:hAnsiTheme="minorHAnsi" w:cstheme="minorBidi"/>
+        <w:kern w:val="2"/>
         <w:sz w:val="24"/>
         <w:szCs w:val="24"/>
-        <w:kern w:val="2"/>
         <w:lang w:val="en-US" w:eastAsia="zh-CN" w:bidi="ar-SA"/>
         <w14:ligatures w14:val="standardContextual"/>
       </w:rPr>
@@ -545,9 +545,9 @@
     </w:pPr>
     <w:rPr>
       <w:rFonts w:ascii="Calibri Light" w:hAnsi="Calibri Light"/>
-      <w:sz w:val="32"/>
       <w:b/>
       <w:color w:val="2E74B5"/>
+      <w:sz w:val="32"/>
     </w:rPr>
   </w:style>
   <w:style w:type="paragraph" w:styleId="Heading2">
@@ -562,9 +562,9 @@
     </w:pPr>
     <w:rPr>
       <w:rFonts w:ascii="Calibri Light" w:hAnsi="Calibri Light"/>
-      <w:sz w:val="26"/>
       <w:b/>
       <w:color w:val="2E74B5"/>
+      <w:sz w:val="26"/>
     </w:rPr>
   </w:style>
   <w:style w:type="paragraph" w:styleId="Heading3">
@@ -579,9 +579,9 @@
     </w:pPr>
     <w:rPr>
       <w:rFonts w:ascii="Calibri" w:hAnsi="Calibri"/>
-      <w:sz w:val="24"/>
       <w:b/>
       <w:color w:val="1F4E79"/>
+      <w:sz w:val="24"/>
     </w:rPr>
   </w:style>
   <w:style w:type="paragraph" w:styleId="Heading4">
@@ -596,9 +596,9 @@
     </w:pPr>
     <w:rPr>
       <w:rFonts w:ascii="Calibri" w:hAnsi="Calibri"/>
-      <w:sz w:val="22"/>
       <w:b/>
       <w:color w:val="2E74B5"/>
+      <w:sz w:val="22"/>
     </w:rPr>
   </w:style>
   <w:style w:type="paragraph" w:styleId="Heading5">
@@ -613,9 +613,9 @@
     </w:pPr>
     <w:rPr>
       <w:rFonts w:ascii="Calibri" w:hAnsi="Calibri"/>
-      <w:sz w:val="20"/>
       <w:b/>
       <w:color w:val="2E74B5"/>
+      <w:sz w:val="20"/>
     </w:rPr>
   </w:style>
   <w:style w:type="paragraph" w:styleId="Heading6">
@@ -630,9 +630,9 @@
     </w:pPr>
     <w:rPr>
       <w:rFonts w:ascii="Calibri" w:hAnsi="Calibri"/>
-      <w:sz w:val="20"/>
       <w:b/>
       <w:color w:val="1F3763"/>
+      <w:sz w:val="20"/>
     </w:rPr>
   </w:style>
   <w:style w:type="paragraph" w:styleId="Heading7">
@@ -647,9 +647,9 @@
     </w:pPr>
     <w:rPr>
       <w:rFonts w:ascii="Calibri" w:hAnsi="Calibri"/>
-      <w:sz w:val="20"/>
       <w:b/>
       <w:color w:val="2E74B5"/>
+      <w:sz w:val="20"/>
     </w:rPr>
   </w:style>
   <w:style w:type="paragraph" w:styleId="Heading8">
@@ -664,9 +664,9 @@
     </w:pPr>
     <w:rPr>
       <w:rFonts w:ascii="Calibri" w:hAnsi="Calibri"/>
-      <w:sz w:val="20"/>
       <w:b/>
       <w:color w:val="2E74B5"/>
+      <w:sz w:val="20"/>
     </w:rPr>
   </w:style>
   <w:style w:type="paragraph" w:styleId="Heading9">
@@ -681,9 +681,9 @@
     </w:pPr>
     <w:rPr>
       <w:rFonts w:ascii="Calibri" w:hAnsi="Calibri"/>
-      <w:sz w:val="20"/>
       <w:b/>
       <w:color w:val="2E74B5"/>
+      <w:sz w:val="20"/>
     </w:rPr>
   </w:style>
   <w:style w:type="character" w:styleId="Emphasis" w:customStyle="1">
@@ -704,13 +704,13 @@
     <w:semiHidden/>
     <w:unhideWhenUsed/>
     <w:tblPr>
+      <w:tblInd w:w="0" w:type="dxa"/>
       <w:tblCellMar>
         <w:top w:w="0" w:type="dxa"/>
         <w:left w:w="108" w:type="dxa"/>
         <w:bottom w:w="0" w:type="dxa"/>
         <w:right w:w="108" w:type="dxa"/>
       </w:tblCellMar>
-      <w:tblInd w:w="0" w:type="dxa"/>
     </w:tblPr>
   </w:style>
   <w:style w:type="numbering" w:styleId="NoList" w:default="1">
@@ -915,6 +915,5 @@
   </a:themeElements>
   <a:objectDefaults/>
   <a:extraClrSchemeLst/>
-  <a:extLst/>
 </a:theme>
 </file>
--- a/spec/examples/generated/image_document.docx
+++ b/spec/examples/generated/image_document.docx
@@ -30,7 +30,7 @@
                     <cNvPicPr/>
                   </nvPicPr>
                   <blipFill>
-                    <blip xmlns="http://schemas.openxmlformats.org/drawingml/2006/main" r:embed="rId6"/>
+                    <blip xmlns="http://schemas.openxmlformats.org/drawingml/2006/main" r:embed="rId1"/>
                     <stretch xmlns="http://schemas.openxmlformats.org/drawingml/2006/main">
                       <fillRect/>
                     </stretch>
@@ -88,11 +88,11 @@
               <graphicData uri="http://schemas.openxmlformats.org/drawingml/2006/picture">
                 <pic xmlns="http://schemas.openxmlformats.org/drawingml/2006/picture">
                   <nvPicPr>
-                    <cNvPr id="974335454" name="Picture"/>
+                    <cNvPr id="75526022" name="Picture"/>
                     <cNvPicPr/>
                   </nvPicPr>
                   <blipFill>
-                    <blip xmlns="http://schemas.openxmlformats.org/drawingml/2006/main" r:embed="rId2"/>
+                    <blip xmlns="http://schemas.openxmlformats.org/drawingml/2006/main" r:embed="rId1"/>
                     <stretch xmlns="http://schemas.openxmlformats.org/drawingml/2006/main">
                       <fillRect/>
                     </stretch>
@@ -531,7 +531,6 @@
   </w:style>
   <w:style w:type="character" w:styleId="DefaultParagraphFont" w:default="1">
     <w:name w:val="Default Paragraph Font"/>
-    <w:semiHidden/>
   </w:style>
   <w:style w:type="paragraph" w:styleId="Heading1">
     <w:name w:val="Heading 1"/>
